--- a/docs/lomba/tarakan/Proposal-Tarakan-Prokopim-Hibot.docx
+++ b/docs/lomba/tarakan/Proposal-Tarakan-Prokopim-Hibot.docx
@@ -764,7 +764,7 @@
           <w:sz w:val="20"/>
           <w:szCs w:val="20"/>
         </w:rPr>
-        <w:t xml:space="preserve">7.1 Penjaringan Ide	10</w:t>
+        <w:t xml:space="preserve">7.1 Penjaringan Ide	11</w:t>
       </w:r>
     </w:p>
     <w:p>
@@ -821,7 +821,7 @@
           <w:sz w:val="20"/>
           <w:szCs w:val="20"/>
         </w:rPr>
-        <w:t xml:space="preserve">7.4 SOP, Keputusan Pendukung, dan Dokumentasi	11</w:t>
+        <w:t xml:space="preserve">7.4 SOP, Keputusan Pendukung, dan Dokumentasi	12</w:t>
       </w:r>
     </w:p>
     <w:p>
@@ -897,7 +897,7 @@
           <w:sz w:val="20"/>
           <w:szCs w:val="20"/>
         </w:rPr>
-        <w:t xml:space="preserve">8.3 Anggaran, Teknologi, Sarana, dan Efisiensi	12</w:t>
+        <w:t xml:space="preserve">8.3 Anggaran, Teknologi, Sarana, dan Efisiensi	13</w:t>
       </w:r>
     </w:p>
     <w:p>
@@ -954,7 +954,7 @@
           <w:sz w:val="20"/>
           <w:szCs w:val="20"/>
         </w:rPr>
-        <w:t xml:space="preserve">9.2 Pertumbuhan Penggunaan	13</w:t>
+        <w:t xml:space="preserve">9.2 Pertumbuhan Penggunaan	14</w:t>
       </w:r>
     </w:p>
     <w:p>
@@ -1011,7 +1011,7 @@
           <w:sz w:val="20"/>
           <w:szCs w:val="20"/>
         </w:rPr>
-        <w:t xml:space="preserve">9.5 Jangkauan Layanan Publik	14</w:t>
+        <w:t xml:space="preserve">9.5 Jangkauan Layanan Publik	15</w:t>
       </w:r>
     </w:p>
     <w:p>
@@ -6080,7 +6080,7 @@
           <w:sz w:val="22"/>
           <w:szCs w:val="22"/>
         </w:rPr>
-        <w:t xml:space="preserve">, grup percakapan, dan aplikasi lain: setiap peran membuka aplikasi yang sama dan langsung melihat layanan yang menjadi haknya, sebagaimana Tabel 6.</w:t>
+        <w:t xml:space="preserve">, grup percakapan, dan aplikasi lain: setiap peran membuka aplikasi yang sama dan langsung melihat layanan yang menjadi haknya, sebagaimana Tabel 6. Tangkapan layar setiap lapisan disertakan pada Lampiran 4.</w:t>
       </w:r>
     </w:p>
     <w:p>
@@ -21116,9 +21116,294 @@
           <w:sz w:val="20"/>
           <w:szCs w:val="20"/>
         </w:rPr>
-        <w:t xml:space="preserve">Tangkapan layar diambil dari aplikasi Prokopim Hibot yang dijalankan dengan data contoh, untuk menghindari penyebaran nomor telepon narahubung dan agenda Pimpinan yang belum terbuka untuk umum. Seluruh tampilan dan alurnya sama dengan sistem yang berjalan.</w:t>
-      </w:r>
-    </w:p>
+        <w:t xml:space="preserve">Tangkapan layar diambil dari aplikasi Prokopim Hibot versi terbaru yang dijalankan dengan data contoh, untuk menghindari penyebaran nomor telepon narahubung, data pemohon, dan agenda Pimpinan yang belum terbuka untuk umum. Seluruh tampilan, menu, dan alurnya sama dengan sistem yang berjalan. Gambar dikelompokkan menurut lapisan layanan superapp pada Tabel 6.</w:t>
+      </w:r>
+    </w:p>
+    <w:p>
+      <w:pPr>
+        <w:keepNext/>
+        <w:spacing w:after="120" w:before="120"/>
+      </w:pPr>
+      <w:r>
+        <w:rPr>
+          <w:rFonts w:ascii="Arial" w:cs="Arial" w:eastAsia="Arial" w:hAnsi="Arial"/>
+          <w:b/>
+          <w:bCs/>
+          <w:sz w:val="22"/>
+          <w:szCs w:val="22"/>
+        </w:rPr>
+        <w:t xml:space="preserve">A. Pimpinan Daerah, Ajudan, dan Mitra Kerja</w:t>
+      </w:r>
+    </w:p>
+    <w:tbl>
+      <w:tblPr>
+        <w:tblW w:type="dxa" w:w="8787"/>
+        <w:tblBorders>
+          <w:top w:val="single" w:color="auto" w:sz="4"/>
+          <w:left w:val="single" w:color="auto" w:sz="4"/>
+          <w:bottom w:val="single" w:color="auto" w:sz="4"/>
+          <w:right w:val="single" w:color="auto" w:sz="4"/>
+          <w:insideH w:val="single" w:color="auto" w:sz="4"/>
+          <w:insideV w:val="single" w:color="auto" w:sz="4"/>
+        </w:tblBorders>
+      </w:tblPr>
+      <w:tblGrid>
+        <w:gridCol w:w="2929"/>
+        <w:gridCol w:w="2929"/>
+        <w:gridCol w:w="2929"/>
+      </w:tblGrid>
+      <w:tr>
+        <w:trPr>
+          <w:cantSplit/>
+        </w:trPr>
+        <w:tc>
+          <w:tcPr>
+            <w:tcW w:type="dxa" w:w="2929"/>
+            <w:tcBorders>
+              <w:top w:val="none" w:color="FFFFFF" w:sz="0"/>
+              <w:left w:val="none" w:color="FFFFFF" w:sz="0"/>
+              <w:bottom w:val="none" w:color="FFFFFF" w:sz="0"/>
+              <w:right w:val="none" w:color="FFFFFF" w:sz="0"/>
+            </w:tcBorders>
+          </w:tcPr>
+          <w:p>
+            <w:pPr>
+              <w:spacing w:line="240" w:lineRule="auto"/>
+              <w:jc w:val="center"/>
+            </w:pPr>
+            <w:r>
+              <w:drawing>
+                <wp:inline distT="0" distB="0" distL="0" distR="0">
+                  <wp:extent cx="1714500" cy="3714750"/>
+                  <wp:effectExtent t="0" r="0" b="0" l="0"/>
+                  <wp:docPr id="1" name="" descr="" title=""/>
+                  <wp:cNvGraphicFramePr>
+                    <a:graphicFrameLocks xmlns:a="http://schemas.openxmlformats.org/drawingml/2006/main" noChangeAspect="1"/>
+                  </wp:cNvGraphicFramePr>
+                  <a:graphic xmlns:a="http://schemas.openxmlformats.org/drawingml/2006/main">
+                    <a:graphicData uri="http://schemas.openxmlformats.org/drawingml/2006/picture">
+                      <pic:pic xmlns:pic="http://schemas.openxmlformats.org/drawingml/2006/picture">
+                        <pic:nvPicPr>
+                          <pic:cNvPr id="0" name="" descr=""/>
+                          <pic:cNvPicPr>
+                            <a:picLocks noChangeAspect="1" noChangeArrowheads="1"/>
+                          </pic:cNvPicPr>
+                        </pic:nvPicPr>
+                        <pic:blipFill>
+                          <a:blip r:embed="rId12" cstate="none"/>
+                          <a:srcRect/>
+                          <a:stretch>
+                            <a:fillRect/>
+                          </a:stretch>
+                        </pic:blipFill>
+                        <pic:spPr bwMode="auto">
+                          <a:xfrm>
+                            <a:off x="0" y="0"/>
+                            <a:ext cx="1714500" cy="3714750"/>
+                          </a:xfrm>
+                          <a:prstGeom prst="rect">
+                            <a:avLst/>
+                          </a:prstGeom>
+                        </pic:spPr>
+                      </pic:pic>
+                    </a:graphicData>
+                  </a:graphic>
+                </wp:inline>
+              </w:drawing>
+            </w:r>
+          </w:p>
+          <w:p>
+            <w:pPr>
+              <w:keepLines/>
+              <w:spacing w:after="220" w:before="60"/>
+              <w:jc w:val="center"/>
+            </w:pPr>
+            <w:r>
+              <w:rPr>
+                <w:rFonts w:ascii="Arial" w:cs="Arial" w:eastAsia="Arial" w:hAnsi="Arial"/>
+                <w:b/>
+                <w:bCs/>
+                <w:sz w:val="18"/>
+                <w:szCs w:val="18"/>
+              </w:rPr>
+              <w:t xml:space="preserve">Gambar L.1.</w:t>
+            </w:r>
+            <w:r>
+              <w:rPr>
+                <w:rFonts w:ascii="Arial" w:cs="Arial" w:eastAsia="Arial" w:hAnsi="Arial"/>
+                <w:sz w:val="18"/>
+                <w:szCs w:val="18"/>
+              </w:rPr>
+              <w:t xml:space="preserve"> Agenda Wali Kota di telepon pintar: konfirmasi Hadir, Tidak Hadir, atau disposisi kepada Wakil Wali Kota langsung dari kartu agenda</w:t>
+            </w:r>
+          </w:p>
+        </w:tc>
+        <w:tc>
+          <w:tcPr>
+            <w:tcW w:type="dxa" w:w="2929"/>
+            <w:tcBorders>
+              <w:top w:val="none" w:color="FFFFFF" w:sz="0"/>
+              <w:left w:val="none" w:color="FFFFFF" w:sz="0"/>
+              <w:bottom w:val="none" w:color="FFFFFF" w:sz="0"/>
+              <w:right w:val="none" w:color="FFFFFF" w:sz="0"/>
+            </w:tcBorders>
+          </w:tcPr>
+          <w:p>
+            <w:pPr>
+              <w:spacing w:line="240" w:lineRule="auto"/>
+              <w:jc w:val="center"/>
+            </w:pPr>
+            <w:r>
+              <w:drawing>
+                <wp:inline distT="0" distB="0" distL="0" distR="0">
+                  <wp:extent cx="1714500" cy="3714750"/>
+                  <wp:effectExtent t="0" r="0" b="0" l="0"/>
+                  <wp:docPr id="1" name="" descr="" title=""/>
+                  <wp:cNvGraphicFramePr>
+                    <a:graphicFrameLocks xmlns:a="http://schemas.openxmlformats.org/drawingml/2006/main" noChangeAspect="1"/>
+                  </wp:cNvGraphicFramePr>
+                  <a:graphic xmlns:a="http://schemas.openxmlformats.org/drawingml/2006/main">
+                    <a:graphicData uri="http://schemas.openxmlformats.org/drawingml/2006/picture">
+                      <pic:pic xmlns:pic="http://schemas.openxmlformats.org/drawingml/2006/picture">
+                        <pic:nvPicPr>
+                          <pic:cNvPr id="0" name="" descr=""/>
+                          <pic:cNvPicPr>
+                            <a:picLocks noChangeAspect="1" noChangeArrowheads="1"/>
+                          </pic:cNvPicPr>
+                        </pic:nvPicPr>
+                        <pic:blipFill>
+                          <a:blip r:embed="rId13" cstate="none"/>
+                          <a:srcRect/>
+                          <a:stretch>
+                            <a:fillRect/>
+                          </a:stretch>
+                        </pic:blipFill>
+                        <pic:spPr bwMode="auto">
+                          <a:xfrm>
+                            <a:off x="0" y="0"/>
+                            <a:ext cx="1714500" cy="3714750"/>
+                          </a:xfrm>
+                          <a:prstGeom prst="rect">
+                            <a:avLst/>
+                          </a:prstGeom>
+                        </pic:spPr>
+                      </pic:pic>
+                    </a:graphicData>
+                  </a:graphic>
+                </wp:inline>
+              </w:drawing>
+            </w:r>
+          </w:p>
+          <w:p>
+            <w:pPr>
+              <w:keepLines/>
+              <w:spacing w:after="220" w:before="60"/>
+              <w:jc w:val="center"/>
+            </w:pPr>
+            <w:r>
+              <w:rPr>
+                <w:rFonts w:ascii="Arial" w:cs="Arial" w:eastAsia="Arial" w:hAnsi="Arial"/>
+                <w:b/>
+                <w:bCs/>
+                <w:sz w:val="18"/>
+                <w:szCs w:val="18"/>
+              </w:rPr>
+              <w:t xml:space="preserve">Gambar L.2.</w:t>
+            </w:r>
+            <w:r>
+              <w:rPr>
+                <w:rFonts w:ascii="Arial" w:cs="Arial" w:eastAsia="Arial" w:hAnsi="Arial"/>
+                <w:sz w:val="18"/>
+                <w:szCs w:val="18"/>
+              </w:rPr>
+              <w:t xml:space="preserve"> Layar ajudan: jadwal hari ini dan besok yang belum dikonfirmasi, dengan pilihan hadir, tidak hadir, delegasi, atau diwakilkan</w:t>
+            </w:r>
+          </w:p>
+        </w:tc>
+        <w:tc>
+          <w:tcPr>
+            <w:tcW w:type="dxa" w:w="2929"/>
+            <w:tcBorders>
+              <w:top w:val="none" w:color="FFFFFF" w:sz="0"/>
+              <w:left w:val="none" w:color="FFFFFF" w:sz="0"/>
+              <w:bottom w:val="none" w:color="FFFFFF" w:sz="0"/>
+              <w:right w:val="none" w:color="FFFFFF" w:sz="0"/>
+            </w:tcBorders>
+          </w:tcPr>
+          <w:p>
+            <w:pPr>
+              <w:spacing w:line="240" w:lineRule="auto"/>
+              <w:jc w:val="center"/>
+            </w:pPr>
+            <w:r>
+              <w:drawing>
+                <wp:inline distT="0" distB="0" distL="0" distR="0">
+                  <wp:extent cx="1714500" cy="3714750"/>
+                  <wp:effectExtent t="0" r="0" b="0" l="0"/>
+                  <wp:docPr id="1" name="" descr="" title=""/>
+                  <wp:cNvGraphicFramePr>
+                    <a:graphicFrameLocks xmlns:a="http://schemas.openxmlformats.org/drawingml/2006/main" noChangeAspect="1"/>
+                  </wp:cNvGraphicFramePr>
+                  <a:graphic xmlns:a="http://schemas.openxmlformats.org/drawingml/2006/main">
+                    <a:graphicData uri="http://schemas.openxmlformats.org/drawingml/2006/picture">
+                      <pic:pic xmlns:pic="http://schemas.openxmlformats.org/drawingml/2006/picture">
+                        <pic:nvPicPr>
+                          <pic:cNvPr id="0" name="" descr=""/>
+                          <pic:cNvPicPr>
+                            <a:picLocks noChangeAspect="1" noChangeArrowheads="1"/>
+                          </pic:cNvPicPr>
+                        </pic:nvPicPr>
+                        <pic:blipFill>
+                          <a:blip r:embed="rId14" cstate="none"/>
+                          <a:srcRect/>
+                          <a:stretch>
+                            <a:fillRect/>
+                          </a:stretch>
+                        </pic:blipFill>
+                        <pic:spPr bwMode="auto">
+                          <a:xfrm>
+                            <a:off x="0" y="0"/>
+                            <a:ext cx="1714500" cy="3714750"/>
+                          </a:xfrm>
+                          <a:prstGeom prst="rect">
+                            <a:avLst/>
+                          </a:prstGeom>
+                        </pic:spPr>
+                      </pic:pic>
+                    </a:graphicData>
+                  </a:graphic>
+                </wp:inline>
+              </w:drawing>
+            </w:r>
+          </w:p>
+          <w:p>
+            <w:pPr>
+              <w:keepLines/>
+              <w:spacing w:after="220" w:before="60"/>
+              <w:jc w:val="center"/>
+            </w:pPr>
+            <w:r>
+              <w:rPr>
+                <w:rFonts w:ascii="Arial" w:cs="Arial" w:eastAsia="Arial" w:hAnsi="Arial"/>
+                <w:b/>
+                <w:bCs/>
+                <w:sz w:val="18"/>
+                <w:szCs w:val="18"/>
+              </w:rPr>
+              <w:t xml:space="preserve">Gambar L.3.</w:t>
+            </w:r>
+            <w:r>
+              <w:rPr>
+                <w:rFonts w:ascii="Arial" w:cs="Arial" w:eastAsia="Arial" w:hAnsi="Arial"/>
+                <w:sz w:val="18"/>
+                <w:szCs w:val="18"/>
+              </w:rPr>
+              <w:t xml:space="preserve"> Layar petugas: penugasan mendatang dengan hitung mundur, rekan bertugas, dan pengingat evaluasi</w:t>
+            </w:r>
+          </w:p>
+        </w:tc>
+      </w:tr>
+    </w:tbl>
     <w:p>
       <w:pPr>
         <w:keepNext/>
@@ -21128,7 +21413,7 @@
       <w:r>
         <w:drawing>
           <wp:inline distT="0" distB="0" distL="0" distR="0">
-            <wp:extent cx="5143500" cy="3457575"/>
+            <wp:extent cx="5048250" cy="3390900"/>
             <wp:effectExtent t="0" r="0" b="0" l="0"/>
             <wp:docPr id="1" name="" descr="" title=""/>
             <wp:cNvGraphicFramePr>
@@ -21144,7 +21429,7 @@
                     </pic:cNvPicPr>
                   </pic:nvPicPr>
                   <pic:blipFill>
-                    <a:blip r:embed="rId12" cstate="none"/>
+                    <a:blip r:embed="rId15" cstate="none"/>
                     <a:srcRect/>
                     <a:stretch>
                       <a:fillRect/>
@@ -21153,7 +21438,7 @@
                   <pic:spPr bwMode="auto">
                     <a:xfrm>
                       <a:off x="0" y="0"/>
-                      <a:ext cx="5143500" cy="3457575"/>
+                      <a:ext cx="5048250" cy="3390900"/>
                     </a:xfrm>
                     <a:prstGeom prst="rect">
                       <a:avLst/>
@@ -21168,7 +21453,8 @@
     </w:p>
     <w:p>
       <w:pPr>
-        <w:spacing w:after="200" w:before="60"/>
+        <w:keepLines/>
+        <w:spacing w:after="220" w:before="60"/>
         <w:jc w:val="center"/>
       </w:pPr>
       <w:r>
@@ -21176,10 +21462,34 @@
           <w:rFonts w:ascii="Arial" w:cs="Arial" w:eastAsia="Arial" w:hAnsi="Arial"/>
           <w:b/>
           <w:bCs/>
-          <w:sz w:val="20"/>
-          <w:szCs w:val="20"/>
-        </w:rPr>
-        <w:t xml:space="preserve">Gambar L.1. Antrian persetujuan Kepala Bagian dengan daftar periksa wajib</w:t>
+          <w:sz w:val="18"/>
+          <w:szCs w:val="18"/>
+        </w:rPr>
+        <w:t xml:space="preserve">Gambar L.4.</w:t>
+      </w:r>
+      <w:r>
+        <w:rPr>
+          <w:rFonts w:ascii="Arial" w:cs="Arial" w:eastAsia="Arial" w:hAnsi="Arial"/>
+          <w:sz w:val="18"/>
+          <w:szCs w:val="18"/>
+        </w:rPr>
+        <w:t xml:space="preserve"> Akun mitra kerja (contoh: DKISP) hanya melihat agenda yang telah ditetapkan, lengkap dengan status kehadiran Pimpinan</w:t>
+      </w:r>
+    </w:p>
+    <w:p>
+      <w:pPr>
+        <w:keepNext/>
+        <w:spacing w:after="120" w:before="120"/>
+      </w:pPr>
+      <w:r>
+        <w:rPr>
+          <w:rFonts w:ascii="Arial" w:cs="Arial" w:eastAsia="Arial" w:hAnsi="Arial"/>
+          <w:b/>
+          <w:bCs/>
+          <w:sz w:val="22"/>
+          <w:szCs w:val="22"/>
+        </w:rPr>
+        <w:t xml:space="preserve">B. Pejabat Struktural: Kendali Mutu dan Akuntabilitas</w:t>
       </w:r>
     </w:p>
     <w:p>
@@ -21191,7 +21501,7 @@
       <w:r>
         <w:drawing>
           <wp:inline distT="0" distB="0" distL="0" distR="0">
-            <wp:extent cx="5143500" cy="3457575"/>
+            <wp:extent cx="4191000" cy="3467100"/>
             <wp:effectExtent t="0" r="0" b="0" l="0"/>
             <wp:docPr id="1" name="" descr="" title=""/>
             <wp:cNvGraphicFramePr>
@@ -21207,7 +21517,7 @@
                     </pic:cNvPicPr>
                   </pic:nvPicPr>
                   <pic:blipFill>
-                    <a:blip r:embed="rId13" cstate="none"/>
+                    <a:blip r:embed="rId16" cstate="none"/>
                     <a:srcRect/>
                     <a:stretch>
                       <a:fillRect/>
@@ -21216,7 +21526,7 @@
                   <pic:spPr bwMode="auto">
                     <a:xfrm>
                       <a:off x="0" y="0"/>
-                      <a:ext cx="5143500" cy="3457575"/>
+                      <a:ext cx="4191000" cy="3467100"/>
                     </a:xfrm>
                     <a:prstGeom prst="rect">
                       <a:avLst/>
@@ -21231,7 +21541,8 @@
     </w:p>
     <w:p>
       <w:pPr>
-        <w:spacing w:after="200" w:before="60"/>
+        <w:keepLines/>
+        <w:spacing w:after="220" w:before="60"/>
         <w:jc w:val="center"/>
       </w:pPr>
       <w:r>
@@ -21239,10 +21550,18 @@
           <w:rFonts w:ascii="Arial" w:cs="Arial" w:eastAsia="Arial" w:hAnsi="Arial"/>
           <w:b/>
           <w:bCs/>
-          <w:sz w:val="20"/>
-          <w:szCs w:val="20"/>
-        </w:rPr>
-        <w:t xml:space="preserve">Gambar L.2. Riwayat alur (jejak audit) mencatat pelaku, waktu, dan butir pemeriksaan</w:t>
+          <w:sz w:val="18"/>
+          <w:szCs w:val="18"/>
+        </w:rPr>
+        <w:t xml:space="preserve">Gambar L.5.</w:t>
+      </w:r>
+      <w:r>
+        <w:rPr>
+          <w:rFonts w:ascii="Arial" w:cs="Arial" w:eastAsia="Arial" w:hAnsi="Arial"/>
+          <w:sz w:val="18"/>
+          <w:szCs w:val="18"/>
+        </w:rPr>
+        <w:t xml:space="preserve"> Antrean persetujuan Kepala Bagian: rincian kegiatan, riwayat alur, dan daftar periksa wajib. Butir “Undangan sudah dibuka” baru tercentang setelah berkas undangan dibuka</w:t>
       </w:r>
     </w:p>
     <w:p>
@@ -21254,7 +21573,7 @@
       <w:r>
         <w:drawing>
           <wp:inline distT="0" distB="0" distL="0" distR="0">
-            <wp:extent cx="5143500" cy="3457575"/>
+            <wp:extent cx="4191000" cy="3467100"/>
             <wp:effectExtent t="0" r="0" b="0" l="0"/>
             <wp:docPr id="1" name="" descr="" title=""/>
             <wp:cNvGraphicFramePr>
@@ -21270,7 +21589,7 @@
                     </pic:cNvPicPr>
                   </pic:nvPicPr>
                   <pic:blipFill>
-                    <a:blip r:embed="rId14" cstate="none"/>
+                    <a:blip r:embed="rId17" cstate="none"/>
                     <a:srcRect/>
                     <a:stretch>
                       <a:fillRect/>
@@ -21279,7 +21598,7 @@
                   <pic:spPr bwMode="auto">
                     <a:xfrm>
                       <a:off x="0" y="0"/>
-                      <a:ext cx="5143500" cy="3457575"/>
+                      <a:ext cx="4191000" cy="3467100"/>
                     </a:xfrm>
                     <a:prstGeom prst="rect">
                       <a:avLst/>
@@ -21294,7 +21613,8 @@
     </w:p>
     <w:p>
       <w:pPr>
-        <w:spacing w:after="200" w:before="60"/>
+        <w:keepLines/>
+        <w:spacing w:after="220" w:before="60"/>
         <w:jc w:val="center"/>
       </w:pPr>
       <w:r>
@@ -21302,10 +21622,858 @@
           <w:rFonts w:ascii="Arial" w:cs="Arial" w:eastAsia="Arial" w:hAnsi="Arial"/>
           <w:b/>
           <w:bCs/>
-          <w:sz w:val="20"/>
-          <w:szCs w:val="20"/>
-        </w:rPr>
-        <w:t xml:space="preserve">Gambar L.3. Jadwal tayang pada dasbor Kepala Sub Bagian, dengan peringatan kegiatan yang belum berpetugas</w:t>
+          <w:sz w:val="18"/>
+          <w:szCs w:val="18"/>
+        </w:rPr>
+        <w:t xml:space="preserve">Gambar L.6.</w:t>
+      </w:r>
+      <w:r>
+        <w:rPr>
+          <w:rFonts w:ascii="Arial" w:cs="Arial" w:eastAsia="Arial" w:hAnsi="Arial"/>
+          <w:sz w:val="18"/>
+          <w:szCs w:val="18"/>
+        </w:rPr>
+        <w:t xml:space="preserve"> Riwayat alur (jejak audit): setiap tahap tercatat dengan pelaku, waktu, dan catatan, berlanjut ke fase pelaksanaan (penugasan, konfirmasi kehadiran)</w:t>
+      </w:r>
+    </w:p>
+    <w:p>
+      <w:pPr>
+        <w:keepNext/>
+        <w:spacing w:after="0" w:line="240" w:lineRule="auto"/>
+        <w:jc w:val="center"/>
+      </w:pPr>
+      <w:r>
+        <w:drawing>
+          <wp:inline distT="0" distB="0" distL="0" distR="0">
+            <wp:extent cx="5048250" cy="3390900"/>
+            <wp:effectExtent t="0" r="0" b="0" l="0"/>
+            <wp:docPr id="1" name="" descr="" title=""/>
+            <wp:cNvGraphicFramePr>
+              <a:graphicFrameLocks xmlns:a="http://schemas.openxmlformats.org/drawingml/2006/main" noChangeAspect="1"/>
+            </wp:cNvGraphicFramePr>
+            <a:graphic xmlns:a="http://schemas.openxmlformats.org/drawingml/2006/main">
+              <a:graphicData uri="http://schemas.openxmlformats.org/drawingml/2006/picture">
+                <pic:pic xmlns:pic="http://schemas.openxmlformats.org/drawingml/2006/picture">
+                  <pic:nvPicPr>
+                    <pic:cNvPr id="0" name="" descr=""/>
+                    <pic:cNvPicPr>
+                      <a:picLocks noChangeAspect="1" noChangeArrowheads="1"/>
+                    </pic:cNvPicPr>
+                  </pic:nvPicPr>
+                  <pic:blipFill>
+                    <a:blip r:embed="rId18" cstate="none"/>
+                    <a:srcRect/>
+                    <a:stretch>
+                      <a:fillRect/>
+                    </a:stretch>
+                  </pic:blipFill>
+                  <pic:spPr bwMode="auto">
+                    <a:xfrm>
+                      <a:off x="0" y="0"/>
+                      <a:ext cx="5048250" cy="3390900"/>
+                    </a:xfrm>
+                    <a:prstGeom prst="rect">
+                      <a:avLst/>
+                    </a:prstGeom>
+                  </pic:spPr>
+                </pic:pic>
+              </a:graphicData>
+            </a:graphic>
+          </wp:inline>
+        </w:drawing>
+      </w:r>
+    </w:p>
+    <w:p>
+      <w:pPr>
+        <w:keepLines/>
+        <w:spacing w:after="220" w:before="60"/>
+        <w:jc w:val="center"/>
+      </w:pPr>
+      <w:r>
+        <w:rPr>
+          <w:rFonts w:ascii="Arial" w:cs="Arial" w:eastAsia="Arial" w:hAnsi="Arial"/>
+          <w:b/>
+          <w:bCs/>
+          <w:sz w:val="18"/>
+          <w:szCs w:val="18"/>
+        </w:rPr>
+        <w:t xml:space="preserve">Gambar L.7.</w:t>
+      </w:r>
+      <w:r>
+        <w:rPr>
+          <w:rFonts w:ascii="Arial" w:cs="Arial" w:eastAsia="Arial" w:hAnsi="Arial"/>
+          <w:sz w:val="18"/>
+          <w:szCs w:val="18"/>
+        </w:rPr>
+        <w:t xml:space="preserve"> Usulan perubahan jadwal yang sudah tayang: perbandingan nilai lama dan baru, penanda umur usulan, dan peringatan bahwa konfirmasi kehadiran akan diulang</w:t>
+      </w:r>
+    </w:p>
+    <w:p>
+      <w:pPr>
+        <w:keepNext/>
+        <w:spacing w:after="0" w:line="240" w:lineRule="auto"/>
+        <w:jc w:val="center"/>
+      </w:pPr>
+      <w:r>
+        <w:drawing>
+          <wp:inline distT="0" distB="0" distL="0" distR="0">
+            <wp:extent cx="5048250" cy="3390900"/>
+            <wp:effectExtent t="0" r="0" b="0" l="0"/>
+            <wp:docPr id="1" name="" descr="" title=""/>
+            <wp:cNvGraphicFramePr>
+              <a:graphicFrameLocks xmlns:a="http://schemas.openxmlformats.org/drawingml/2006/main" noChangeAspect="1"/>
+            </wp:cNvGraphicFramePr>
+            <a:graphic xmlns:a="http://schemas.openxmlformats.org/drawingml/2006/main">
+              <a:graphicData uri="http://schemas.openxmlformats.org/drawingml/2006/picture">
+                <pic:pic xmlns:pic="http://schemas.openxmlformats.org/drawingml/2006/picture">
+                  <pic:nvPicPr>
+                    <pic:cNvPr id="0" name="" descr=""/>
+                    <pic:cNvPicPr>
+                      <a:picLocks noChangeAspect="1" noChangeArrowheads="1"/>
+                    </pic:cNvPicPr>
+                  </pic:nvPicPr>
+                  <pic:blipFill>
+                    <a:blip r:embed="rId19" cstate="none"/>
+                    <a:srcRect/>
+                    <a:stretch>
+                      <a:fillRect/>
+                    </a:stretch>
+                  </pic:blipFill>
+                  <pic:spPr bwMode="auto">
+                    <a:xfrm>
+                      <a:off x="0" y="0"/>
+                      <a:ext cx="5048250" cy="3390900"/>
+                    </a:xfrm>
+                    <a:prstGeom prst="rect">
+                      <a:avLst/>
+                    </a:prstGeom>
+                  </pic:spPr>
+                </pic:pic>
+              </a:graphicData>
+            </a:graphic>
+          </wp:inline>
+        </w:drawing>
+      </w:r>
+    </w:p>
+    <w:p>
+      <w:pPr>
+        <w:keepLines/>
+        <w:spacing w:after="220" w:before="60"/>
+        <w:jc w:val="center"/>
+      </w:pPr>
+      <w:r>
+        <w:rPr>
+          <w:rFonts w:ascii="Arial" w:cs="Arial" w:eastAsia="Arial" w:hAnsi="Arial"/>
+          <w:b/>
+          <w:bCs/>
+          <w:sz w:val="18"/>
+          <w:szCs w:val="18"/>
+        </w:rPr>
+        <w:t xml:space="preserve">Gambar L.8.</w:t>
+      </w:r>
+      <w:r>
+        <w:rPr>
+          <w:rFonts w:ascii="Arial" w:cs="Arial" w:eastAsia="Arial" w:hAnsi="Arial"/>
+          <w:sz w:val="18"/>
+          <w:szCs w:val="18"/>
+        </w:rPr>
+        <w:t xml:space="preserve"> Dasbor Kepala Sub Bagian Protokol: peringatan agenda yang belum berpetugas dan daftar jadwal tayang beserta petugasnya</w:t>
+      </w:r>
+    </w:p>
+    <w:p>
+      <w:pPr>
+        <w:keepNext/>
+        <w:spacing w:after="0" w:line="240" w:lineRule="auto"/>
+        <w:jc w:val="center"/>
+      </w:pPr>
+      <w:r>
+        <w:drawing>
+          <wp:inline distT="0" distB="0" distL="0" distR="0">
+            <wp:extent cx="5048250" cy="3390900"/>
+            <wp:effectExtent t="0" r="0" b="0" l="0"/>
+            <wp:docPr id="1" name="" descr="" title=""/>
+            <wp:cNvGraphicFramePr>
+              <a:graphicFrameLocks xmlns:a="http://schemas.openxmlformats.org/drawingml/2006/main" noChangeAspect="1"/>
+            </wp:cNvGraphicFramePr>
+            <a:graphic xmlns:a="http://schemas.openxmlformats.org/drawingml/2006/main">
+              <a:graphicData uri="http://schemas.openxmlformats.org/drawingml/2006/picture">
+                <pic:pic xmlns:pic="http://schemas.openxmlformats.org/drawingml/2006/picture">
+                  <pic:nvPicPr>
+                    <pic:cNvPr id="0" name="" descr=""/>
+                    <pic:cNvPicPr>
+                      <a:picLocks noChangeAspect="1" noChangeArrowheads="1"/>
+                    </pic:cNvPicPr>
+                  </pic:nvPicPr>
+                  <pic:blipFill>
+                    <a:blip r:embed="rId20" cstate="none"/>
+                    <a:srcRect/>
+                    <a:stretch>
+                      <a:fillRect/>
+                    </a:stretch>
+                  </pic:blipFill>
+                  <pic:spPr bwMode="auto">
+                    <a:xfrm>
+                      <a:off x="0" y="0"/>
+                      <a:ext cx="5048250" cy="3390900"/>
+                    </a:xfrm>
+                    <a:prstGeom prst="rect">
+                      <a:avLst/>
+                    </a:prstGeom>
+                  </pic:spPr>
+                </pic:pic>
+              </a:graphicData>
+            </a:graphic>
+          </wp:inline>
+        </w:drawing>
+      </w:r>
+    </w:p>
+    <w:p>
+      <w:pPr>
+        <w:keepLines/>
+        <w:spacing w:after="220" w:before="60"/>
+        <w:jc w:val="center"/>
+      </w:pPr>
+      <w:r>
+        <w:rPr>
+          <w:rFonts w:ascii="Arial" w:cs="Arial" w:eastAsia="Arial" w:hAnsi="Arial"/>
+          <w:b/>
+          <w:bCs/>
+          <w:sz w:val="18"/>
+          <w:szCs w:val="18"/>
+        </w:rPr>
+        <w:t xml:space="preserve">Gambar L.9.</w:t>
+      </w:r>
+      <w:r>
+        <w:rPr>
+          <w:rFonts w:ascii="Arial" w:cs="Arial" w:eastAsia="Arial" w:hAnsi="Arial"/>
+          <w:sz w:val="18"/>
+          <w:szCs w:val="18"/>
+        </w:rPr>
+        <w:t xml:space="preserve"> Sebaran beban penugasan per petugas, sehingga penugasan dapat dibagi merata</w:t>
+      </w:r>
+    </w:p>
+    <w:p>
+      <w:pPr>
+        <w:keepNext/>
+        <w:spacing w:after="0" w:line="240" w:lineRule="auto"/>
+        <w:jc w:val="center"/>
+      </w:pPr>
+      <w:r>
+        <w:drawing>
+          <wp:inline distT="0" distB="0" distL="0" distR="0">
+            <wp:extent cx="5048250" cy="3390900"/>
+            <wp:effectExtent t="0" r="0" b="0" l="0"/>
+            <wp:docPr id="1" name="" descr="" title=""/>
+            <wp:cNvGraphicFramePr>
+              <a:graphicFrameLocks xmlns:a="http://schemas.openxmlformats.org/drawingml/2006/main" noChangeAspect="1"/>
+            </wp:cNvGraphicFramePr>
+            <a:graphic xmlns:a="http://schemas.openxmlformats.org/drawingml/2006/main">
+              <a:graphicData uri="http://schemas.openxmlformats.org/drawingml/2006/picture">
+                <pic:pic xmlns:pic="http://schemas.openxmlformats.org/drawingml/2006/picture">
+                  <pic:nvPicPr>
+                    <pic:cNvPr id="0" name="" descr=""/>
+                    <pic:cNvPicPr>
+                      <a:picLocks noChangeAspect="1" noChangeArrowheads="1"/>
+                    </pic:cNvPicPr>
+                  </pic:nvPicPr>
+                  <pic:blipFill>
+                    <a:blip r:embed="rId21" cstate="none"/>
+                    <a:srcRect/>
+                    <a:stretch>
+                      <a:fillRect/>
+                    </a:stretch>
+                  </pic:blipFill>
+                  <pic:spPr bwMode="auto">
+                    <a:xfrm>
+                      <a:off x="0" y="0"/>
+                      <a:ext cx="5048250" cy="3390900"/>
+                    </a:xfrm>
+                    <a:prstGeom prst="rect">
+                      <a:avLst/>
+                    </a:prstGeom>
+                  </pic:spPr>
+                </pic:pic>
+              </a:graphicData>
+            </a:graphic>
+          </wp:inline>
+        </w:drawing>
+      </w:r>
+    </w:p>
+    <w:p>
+      <w:pPr>
+        <w:keepLines/>
+        <w:spacing w:after="220" w:before="60"/>
+        <w:jc w:val="center"/>
+      </w:pPr>
+      <w:r>
+        <w:rPr>
+          <w:rFonts w:ascii="Arial" w:cs="Arial" w:eastAsia="Arial" w:hAnsi="Arial"/>
+          <w:b/>
+          <w:bCs/>
+          <w:sz w:val="18"/>
+          <w:szCs w:val="18"/>
+        </w:rPr>
+        <w:t xml:space="preserve">Gambar L.10.</w:t>
+      </w:r>
+      <w:r>
+        <w:rPr>
+          <w:rFonts w:ascii="Arial" w:cs="Arial" w:eastAsia="Arial" w:hAnsi="Arial"/>
+          <w:sz w:val="18"/>
+          <w:szCs w:val="18"/>
+        </w:rPr>
+        <w:t xml:space="preserve"> Penetapan Pelaksana Harian berdasarkan Surat Perintah, dengan masa berlaku yang padam dengan sendirinya</w:t>
+      </w:r>
+    </w:p>
+    <w:p>
+      <w:pPr>
+        <w:keepNext/>
+        <w:spacing w:after="0" w:line="240" w:lineRule="auto"/>
+        <w:jc w:val="center"/>
+      </w:pPr>
+      <w:r>
+        <w:drawing>
+          <wp:inline distT="0" distB="0" distL="0" distR="0">
+            <wp:extent cx="5048250" cy="3390900"/>
+            <wp:effectExtent t="0" r="0" b="0" l="0"/>
+            <wp:docPr id="1" name="" descr="" title=""/>
+            <wp:cNvGraphicFramePr>
+              <a:graphicFrameLocks xmlns:a="http://schemas.openxmlformats.org/drawingml/2006/main" noChangeAspect="1"/>
+            </wp:cNvGraphicFramePr>
+            <a:graphic xmlns:a="http://schemas.openxmlformats.org/drawingml/2006/main">
+              <a:graphicData uri="http://schemas.openxmlformats.org/drawingml/2006/picture">
+                <pic:pic xmlns:pic="http://schemas.openxmlformats.org/drawingml/2006/picture">
+                  <pic:nvPicPr>
+                    <pic:cNvPr id="0" name="" descr=""/>
+                    <pic:cNvPicPr>
+                      <a:picLocks noChangeAspect="1" noChangeArrowheads="1"/>
+                    </pic:cNvPicPr>
+                  </pic:nvPicPr>
+                  <pic:blipFill>
+                    <a:blip r:embed="rId22" cstate="none"/>
+                    <a:srcRect/>
+                    <a:stretch>
+                      <a:fillRect/>
+                    </a:stretch>
+                  </pic:blipFill>
+                  <pic:spPr bwMode="auto">
+                    <a:xfrm>
+                      <a:off x="0" y="0"/>
+                      <a:ext cx="5048250" cy="3390900"/>
+                    </a:xfrm>
+                    <a:prstGeom prst="rect">
+                      <a:avLst/>
+                    </a:prstGeom>
+                  </pic:spPr>
+                </pic:pic>
+              </a:graphicData>
+            </a:graphic>
+          </wp:inline>
+        </w:drawing>
+      </w:r>
+    </w:p>
+    <w:p>
+      <w:pPr>
+        <w:keepLines/>
+        <w:spacing w:after="220" w:before="60"/>
+        <w:jc w:val="center"/>
+      </w:pPr>
+      <w:r>
+        <w:rPr>
+          <w:rFonts w:ascii="Arial" w:cs="Arial" w:eastAsia="Arial" w:hAnsi="Arial"/>
+          <w:b/>
+          <w:bCs/>
+          <w:sz w:val="18"/>
+          <w:szCs w:val="18"/>
+        </w:rPr>
+        <w:t xml:space="preserve">Gambar L.11.</w:t>
+      </w:r>
+      <w:r>
+        <w:rPr>
+          <w:rFonts w:ascii="Arial" w:cs="Arial" w:eastAsia="Arial" w:hAnsi="Arial"/>
+          <w:sz w:val="18"/>
+          <w:szCs w:val="18"/>
+        </w:rPr>
+        <w:t xml:space="preserve"> Tampilan Pelaksana Harian: penanda kewenangan yang sedang diampu beserta dasar dan batas waktunya</w:t>
+      </w:r>
+    </w:p>
+    <w:p>
+      <w:pPr>
+        <w:keepNext/>
+        <w:spacing w:after="120" w:before="120"/>
+      </w:pPr>
+      <w:r>
+        <w:rPr>
+          <w:rFonts w:ascii="Arial" w:cs="Arial" w:eastAsia="Arial" w:hAnsi="Arial"/>
+          <w:b/>
+          <w:bCs/>
+          <w:sz w:val="22"/>
+          <w:szCs w:val="22"/>
+        </w:rPr>
+        <w:t xml:space="preserve">C. Petugas: Penugasan, Evaluasi, dan Rekap Kinerja</w:t>
+      </w:r>
+    </w:p>
+    <w:p>
+      <w:pPr>
+        <w:keepNext/>
+        <w:spacing w:after="0" w:line="240" w:lineRule="auto"/>
+        <w:jc w:val="center"/>
+      </w:pPr>
+      <w:r>
+        <w:drawing>
+          <wp:inline distT="0" distB="0" distL="0" distR="0">
+            <wp:extent cx="5048250" cy="3390900"/>
+            <wp:effectExtent t="0" r="0" b="0" l="0"/>
+            <wp:docPr id="1" name="" descr="" title=""/>
+            <wp:cNvGraphicFramePr>
+              <a:graphicFrameLocks xmlns:a="http://schemas.openxmlformats.org/drawingml/2006/main" noChangeAspect="1"/>
+            </wp:cNvGraphicFramePr>
+            <a:graphic xmlns:a="http://schemas.openxmlformats.org/drawingml/2006/main">
+              <a:graphicData uri="http://schemas.openxmlformats.org/drawingml/2006/picture">
+                <pic:pic xmlns:pic="http://schemas.openxmlformats.org/drawingml/2006/picture">
+                  <pic:nvPicPr>
+                    <pic:cNvPr id="0" name="" descr=""/>
+                    <pic:cNvPicPr>
+                      <a:picLocks noChangeAspect="1" noChangeArrowheads="1"/>
+                    </pic:cNvPicPr>
+                  </pic:nvPicPr>
+                  <pic:blipFill>
+                    <a:blip r:embed="rId23" cstate="none"/>
+                    <a:srcRect/>
+                    <a:stretch>
+                      <a:fillRect/>
+                    </a:stretch>
+                  </pic:blipFill>
+                  <pic:spPr bwMode="auto">
+                    <a:xfrm>
+                      <a:off x="0" y="0"/>
+                      <a:ext cx="5048250" cy="3390900"/>
+                    </a:xfrm>
+                    <a:prstGeom prst="rect">
+                      <a:avLst/>
+                    </a:prstGeom>
+                  </pic:spPr>
+                </pic:pic>
+              </a:graphicData>
+            </a:graphic>
+          </wp:inline>
+        </w:drawing>
+      </w:r>
+    </w:p>
+    <w:p>
+      <w:pPr>
+        <w:keepLines/>
+        <w:spacing w:after="220" w:before="60"/>
+        <w:jc w:val="center"/>
+      </w:pPr>
+      <w:r>
+        <w:rPr>
+          <w:rFonts w:ascii="Arial" w:cs="Arial" w:eastAsia="Arial" w:hAnsi="Arial"/>
+          <w:b/>
+          <w:bCs/>
+          <w:sz w:val="18"/>
+          <w:szCs w:val="18"/>
+        </w:rPr>
+        <w:t xml:space="preserve">Gambar L.12.</w:t>
+      </w:r>
+      <w:r>
+        <w:rPr>
+          <w:rFonts w:ascii="Arial" w:cs="Arial" w:eastAsia="Arial" w:hAnsi="Arial"/>
+          <w:sz w:val="18"/>
+          <w:szCs w:val="18"/>
+        </w:rPr>
+        <w:t xml:space="preserve"> Rekap Kinerja Saya: jumlah penugasan lapangan dan naskah per bulan, dengan cetak bukti dukung kinerja</w:t>
+      </w:r>
+    </w:p>
+    <w:p>
+      <w:pPr>
+        <w:keepNext/>
+        <w:spacing w:after="0" w:line="240" w:lineRule="auto"/>
+        <w:jc w:val="center"/>
+      </w:pPr>
+      <w:r>
+        <w:drawing>
+          <wp:inline distT="0" distB="0" distL="0" distR="0">
+            <wp:extent cx="5048250" cy="3390900"/>
+            <wp:effectExtent t="0" r="0" b="0" l="0"/>
+            <wp:docPr id="1" name="" descr="" title=""/>
+            <wp:cNvGraphicFramePr>
+              <a:graphicFrameLocks xmlns:a="http://schemas.openxmlformats.org/drawingml/2006/main" noChangeAspect="1"/>
+            </wp:cNvGraphicFramePr>
+            <a:graphic xmlns:a="http://schemas.openxmlformats.org/drawingml/2006/main">
+              <a:graphicData uri="http://schemas.openxmlformats.org/drawingml/2006/picture">
+                <pic:pic xmlns:pic="http://schemas.openxmlformats.org/drawingml/2006/picture">
+                  <pic:nvPicPr>
+                    <pic:cNvPr id="0" name="" descr=""/>
+                    <pic:cNvPicPr>
+                      <a:picLocks noChangeAspect="1" noChangeArrowheads="1"/>
+                    </pic:cNvPicPr>
+                  </pic:nvPicPr>
+                  <pic:blipFill>
+                    <a:blip r:embed="rId24" cstate="none"/>
+                    <a:srcRect/>
+                    <a:stretch>
+                      <a:fillRect/>
+                    </a:stretch>
+                  </pic:blipFill>
+                  <pic:spPr bwMode="auto">
+                    <a:xfrm>
+                      <a:off x="0" y="0"/>
+                      <a:ext cx="5048250" cy="3390900"/>
+                    </a:xfrm>
+                    <a:prstGeom prst="rect">
+                      <a:avLst/>
+                    </a:prstGeom>
+                  </pic:spPr>
+                </pic:pic>
+              </a:graphicData>
+            </a:graphic>
+          </wp:inline>
+        </w:drawing>
+      </w:r>
+    </w:p>
+    <w:p>
+      <w:pPr>
+        <w:keepLines/>
+        <w:spacing w:after="220" w:before="60"/>
+        <w:jc w:val="center"/>
+      </w:pPr>
+      <w:r>
+        <w:rPr>
+          <w:rFonts w:ascii="Arial" w:cs="Arial" w:eastAsia="Arial" w:hAnsi="Arial"/>
+          <w:b/>
+          <w:bCs/>
+          <w:sz w:val="18"/>
+          <w:szCs w:val="18"/>
+        </w:rPr>
+        <w:t xml:space="preserve">Gambar L.13.</w:t>
+      </w:r>
+      <w:r>
+        <w:rPr>
+          <w:rFonts w:ascii="Arial" w:cs="Arial" w:eastAsia="Arial" w:hAnsi="Arial"/>
+          <w:sz w:val="18"/>
+          <w:szCs w:val="18"/>
+        </w:rPr>
+        <w:t xml:space="preserve"> Generator laporan E-Kinerja: uraian kegiatan harian disusun otomatis dari penugasan, siap disalin ke aplikasi e-Kinerja</w:t>
+      </w:r>
+    </w:p>
+    <w:p>
+      <w:pPr>
+        <w:keepNext/>
+        <w:spacing w:after="0" w:line="240" w:lineRule="auto"/>
+        <w:jc w:val="center"/>
+      </w:pPr>
+      <w:r>
+        <w:drawing>
+          <wp:inline distT="0" distB="0" distL="0" distR="0">
+            <wp:extent cx="5048250" cy="3390900"/>
+            <wp:effectExtent t="0" r="0" b="0" l="0"/>
+            <wp:docPr id="1" name="" descr="" title=""/>
+            <wp:cNvGraphicFramePr>
+              <a:graphicFrameLocks xmlns:a="http://schemas.openxmlformats.org/drawingml/2006/main" noChangeAspect="1"/>
+            </wp:cNvGraphicFramePr>
+            <a:graphic xmlns:a="http://schemas.openxmlformats.org/drawingml/2006/main">
+              <a:graphicData uri="http://schemas.openxmlformats.org/drawingml/2006/picture">
+                <pic:pic xmlns:pic="http://schemas.openxmlformats.org/drawingml/2006/picture">
+                  <pic:nvPicPr>
+                    <pic:cNvPr id="0" name="" descr=""/>
+                    <pic:cNvPicPr>
+                      <a:picLocks noChangeAspect="1" noChangeArrowheads="1"/>
+                    </pic:cNvPicPr>
+                  </pic:nvPicPr>
+                  <pic:blipFill>
+                    <a:blip r:embed="rId25" cstate="none"/>
+                    <a:srcRect/>
+                    <a:stretch>
+                      <a:fillRect/>
+                    </a:stretch>
+                  </pic:blipFill>
+                  <pic:spPr bwMode="auto">
+                    <a:xfrm>
+                      <a:off x="0" y="0"/>
+                      <a:ext cx="5048250" cy="3390900"/>
+                    </a:xfrm>
+                    <a:prstGeom prst="rect">
+                      <a:avLst/>
+                    </a:prstGeom>
+                  </pic:spPr>
+                </pic:pic>
+              </a:graphicData>
+            </a:graphic>
+          </wp:inline>
+        </w:drawing>
+      </w:r>
+    </w:p>
+    <w:p>
+      <w:pPr>
+        <w:keepLines/>
+        <w:spacing w:after="220" w:before="60"/>
+        <w:jc w:val="center"/>
+      </w:pPr>
+      <w:r>
+        <w:rPr>
+          <w:rFonts w:ascii="Arial" w:cs="Arial" w:eastAsia="Arial" w:hAnsi="Arial"/>
+          <w:b/>
+          <w:bCs/>
+          <w:sz w:val="18"/>
+          <w:szCs w:val="18"/>
+        </w:rPr>
+        <w:t xml:space="preserve">Gambar L.14.</w:t>
+      </w:r>
+      <w:r>
+        <w:rPr>
+          <w:rFonts w:ascii="Arial" w:cs="Arial" w:eastAsia="Arial" w:hAnsi="Arial"/>
+          <w:sz w:val="18"/>
+          <w:szCs w:val="18"/>
+        </w:rPr>
+        <w:t xml:space="preserve"> Evaluasi kinerja organisasi: skor per tim dan per kriteria dari evaluasi pascakegiatan yang diisi petugas</w:t>
+      </w:r>
+    </w:p>
+    <w:p>
+      <w:pPr>
+        <w:keepNext/>
+        <w:spacing w:after="0" w:line="240" w:lineRule="auto"/>
+        <w:jc w:val="center"/>
+      </w:pPr>
+      <w:r>
+        <w:drawing>
+          <wp:inline distT="0" distB="0" distL="0" distR="0">
+            <wp:extent cx="5048250" cy="3390900"/>
+            <wp:effectExtent t="0" r="0" b="0" l="0"/>
+            <wp:docPr id="1" name="" descr="" title=""/>
+            <wp:cNvGraphicFramePr>
+              <a:graphicFrameLocks xmlns:a="http://schemas.openxmlformats.org/drawingml/2006/main" noChangeAspect="1"/>
+            </wp:cNvGraphicFramePr>
+            <a:graphic xmlns:a="http://schemas.openxmlformats.org/drawingml/2006/main">
+              <a:graphicData uri="http://schemas.openxmlformats.org/drawingml/2006/picture">
+                <pic:pic xmlns:pic="http://schemas.openxmlformats.org/drawingml/2006/picture">
+                  <pic:nvPicPr>
+                    <pic:cNvPr id="0" name="" descr=""/>
+                    <pic:cNvPicPr>
+                      <a:picLocks noChangeAspect="1" noChangeArrowheads="1"/>
+                    </pic:cNvPicPr>
+                  </pic:nvPicPr>
+                  <pic:blipFill>
+                    <a:blip r:embed="rId26" cstate="none"/>
+                    <a:srcRect/>
+                    <a:stretch>
+                      <a:fillRect/>
+                    </a:stretch>
+                  </pic:blipFill>
+                  <pic:spPr bwMode="auto">
+                    <a:xfrm>
+                      <a:off x="0" y="0"/>
+                      <a:ext cx="5048250" cy="3390900"/>
+                    </a:xfrm>
+                    <a:prstGeom prst="rect">
+                      <a:avLst/>
+                    </a:prstGeom>
+                  </pic:spPr>
+                </pic:pic>
+              </a:graphicData>
+            </a:graphic>
+          </wp:inline>
+        </w:drawing>
+      </w:r>
+    </w:p>
+    <w:p>
+      <w:pPr>
+        <w:keepLines/>
+        <w:spacing w:after="220" w:before="60"/>
+        <w:jc w:val="center"/>
+      </w:pPr>
+      <w:r>
+        <w:rPr>
+          <w:rFonts w:ascii="Arial" w:cs="Arial" w:eastAsia="Arial" w:hAnsi="Arial"/>
+          <w:b/>
+          <w:bCs/>
+          <w:sz w:val="18"/>
+          <w:szCs w:val="18"/>
+        </w:rPr>
+        <w:t xml:space="preserve">Gambar L.15.</w:t>
+      </w:r>
+      <w:r>
+        <w:rPr>
+          <w:rFonts w:ascii="Arial" w:cs="Arial" w:eastAsia="Arial" w:hAnsi="Arial"/>
+          <w:sz w:val="18"/>
+          <w:szCs w:val="18"/>
+        </w:rPr>
+        <w:t xml:space="preserve"> Rekap penugasan bulanan per tim dan per petugas</w:t>
+      </w:r>
+    </w:p>
+    <w:p>
+      <w:pPr>
+        <w:keepNext/>
+        <w:spacing w:after="120" w:before="120"/>
+      </w:pPr>
+      <w:r>
+        <w:rPr>
+          <w:rFonts w:ascii="Arial" w:cs="Arial" w:eastAsia="Arial" w:hAnsi="Arial"/>
+          <w:b/>
+          <w:bCs/>
+          <w:sz w:val="22"/>
+          <w:szCs w:val="22"/>
+        </w:rPr>
+        <w:t xml:space="preserve">D. Komunikasi dan Dokumentasi Pimpinan</w:t>
+      </w:r>
+    </w:p>
+    <w:p>
+      <w:pPr>
+        <w:keepNext/>
+        <w:spacing w:after="0" w:line="240" w:lineRule="auto"/>
+        <w:jc w:val="center"/>
+      </w:pPr>
+      <w:r>
+        <w:drawing>
+          <wp:inline distT="0" distB="0" distL="0" distR="0">
+            <wp:extent cx="5048250" cy="3390900"/>
+            <wp:effectExtent t="0" r="0" b="0" l="0"/>
+            <wp:docPr id="1" name="" descr="" title=""/>
+            <wp:cNvGraphicFramePr>
+              <a:graphicFrameLocks xmlns:a="http://schemas.openxmlformats.org/drawingml/2006/main" noChangeAspect="1"/>
+            </wp:cNvGraphicFramePr>
+            <a:graphic xmlns:a="http://schemas.openxmlformats.org/drawingml/2006/main">
+              <a:graphicData uri="http://schemas.openxmlformats.org/drawingml/2006/picture">
+                <pic:pic xmlns:pic="http://schemas.openxmlformats.org/drawingml/2006/picture">
+                  <pic:nvPicPr>
+                    <pic:cNvPr id="0" name="" descr=""/>
+                    <pic:cNvPicPr>
+                      <a:picLocks noChangeAspect="1" noChangeArrowheads="1"/>
+                    </pic:cNvPicPr>
+                  </pic:nvPicPr>
+                  <pic:blipFill>
+                    <a:blip r:embed="rId27" cstate="none"/>
+                    <a:srcRect/>
+                    <a:stretch>
+                      <a:fillRect/>
+                    </a:stretch>
+                  </pic:blipFill>
+                  <pic:spPr bwMode="auto">
+                    <a:xfrm>
+                      <a:off x="0" y="0"/>
+                      <a:ext cx="5048250" cy="3390900"/>
+                    </a:xfrm>
+                    <a:prstGeom prst="rect">
+                      <a:avLst/>
+                    </a:prstGeom>
+                  </pic:spPr>
+                </pic:pic>
+              </a:graphicData>
+            </a:graphic>
+          </wp:inline>
+        </w:drawing>
+      </w:r>
+    </w:p>
+    <w:p>
+      <w:pPr>
+        <w:keepLines/>
+        <w:spacing w:after="220" w:before="60"/>
+        <w:jc w:val="center"/>
+      </w:pPr>
+      <w:r>
+        <w:rPr>
+          <w:rFonts w:ascii="Arial" w:cs="Arial" w:eastAsia="Arial" w:hAnsi="Arial"/>
+          <w:b/>
+          <w:bCs/>
+          <w:sz w:val="18"/>
+          <w:szCs w:val="18"/>
+        </w:rPr>
+        <w:t xml:space="preserve">Gambar L.16.</w:t>
+      </w:r>
+      <w:r>
+        <w:rPr>
+          <w:rFonts w:ascii="Arial" w:cs="Arial" w:eastAsia="Arial" w:hAnsi="Arial"/>
+          <w:sz w:val="18"/>
+          <w:szCs w:val="18"/>
+        </w:rPr>
+        <w:t xml:space="preserve"> Review caption oleh Kepala Sub Bagian Komunikasi dan Dokumentasi Pimpinan, dengan rancangan berbantuan kecerdasan buatan</w:t>
+      </w:r>
+    </w:p>
+    <w:p>
+      <w:pPr>
+        <w:keepNext/>
+        <w:spacing w:after="0" w:line="240" w:lineRule="auto"/>
+        <w:jc w:val="center"/>
+      </w:pPr>
+      <w:r>
+        <w:drawing>
+          <wp:inline distT="0" distB="0" distL="0" distR="0">
+            <wp:extent cx="5048250" cy="3390900"/>
+            <wp:effectExtent t="0" r="0" b="0" l="0"/>
+            <wp:docPr id="1" name="" descr="" title=""/>
+            <wp:cNvGraphicFramePr>
+              <a:graphicFrameLocks xmlns:a="http://schemas.openxmlformats.org/drawingml/2006/main" noChangeAspect="1"/>
+            </wp:cNvGraphicFramePr>
+            <a:graphic xmlns:a="http://schemas.openxmlformats.org/drawingml/2006/main">
+              <a:graphicData uri="http://schemas.openxmlformats.org/drawingml/2006/picture">
+                <pic:pic xmlns:pic="http://schemas.openxmlformats.org/drawingml/2006/picture">
+                  <pic:nvPicPr>
+                    <pic:cNvPr id="0" name="" descr=""/>
+                    <pic:cNvPicPr>
+                      <a:picLocks noChangeAspect="1" noChangeArrowheads="1"/>
+                    </pic:cNvPicPr>
+                  </pic:nvPicPr>
+                  <pic:blipFill>
+                    <a:blip r:embed="rId28" cstate="none"/>
+                    <a:srcRect/>
+                    <a:stretch>
+                      <a:fillRect/>
+                    </a:stretch>
+                  </pic:blipFill>
+                  <pic:spPr bwMode="auto">
+                    <a:xfrm>
+                      <a:off x="0" y="0"/>
+                      <a:ext cx="5048250" cy="3390900"/>
+                    </a:xfrm>
+                    <a:prstGeom prst="rect">
+                      <a:avLst/>
+                    </a:prstGeom>
+                  </pic:spPr>
+                </pic:pic>
+              </a:graphicData>
+            </a:graphic>
+          </wp:inline>
+        </w:drawing>
+      </w:r>
+    </w:p>
+    <w:p>
+      <w:pPr>
+        <w:keepLines/>
+        <w:spacing w:after="220" w:before="60"/>
+        <w:jc w:val="center"/>
+      </w:pPr>
+      <w:r>
+        <w:rPr>
+          <w:rFonts w:ascii="Arial" w:cs="Arial" w:eastAsia="Arial" w:hAnsi="Arial"/>
+          <w:b/>
+          <w:bCs/>
+          <w:sz w:val="18"/>
+          <w:szCs w:val="18"/>
+        </w:rPr>
+        <w:t xml:space="preserve">Gambar L.17.</w:t>
+      </w:r>
+      <w:r>
+        <w:rPr>
+          <w:rFonts w:ascii="Arial" w:cs="Arial" w:eastAsia="Arial" w:hAnsi="Arial"/>
+          <w:sz w:val="18"/>
+          <w:szCs w:val="18"/>
+        </w:rPr>
+        <w:t xml:space="preserve"> Pemantauan status caption seluruh agenda oleh Kepala Bagian</w:t>
+      </w:r>
+    </w:p>
+    <w:p>
+      <w:pPr>
+        <w:keepNext/>
+        <w:spacing w:after="120" w:before="120"/>
+      </w:pPr>
+      <w:r>
+        <w:rPr>
+          <w:rFonts w:ascii="Arial" w:cs="Arial" w:eastAsia="Arial" w:hAnsi="Arial"/>
+          <w:b/>
+          <w:bCs/>
+          <w:sz w:val="22"/>
+          <w:szCs w:val="22"/>
+        </w:rPr>
+        <w:t xml:space="preserve">E. Layanan Publik: Audiensi, Peminjaman Ruangan, dan Daftar Hadir</w:t>
       </w:r>
     </w:p>
     <w:tbl>
@@ -21321,8 +22489,9 @@
         </w:tblBorders>
       </w:tblPr>
       <w:tblGrid>
-        <w:gridCol w:w="4393"/>
-        <w:gridCol w:w="4394"/>
+        <w:gridCol w:w="2929"/>
+        <w:gridCol w:w="2929"/>
+        <w:gridCol w:w="2929"/>
       </w:tblGrid>
       <w:tr>
         <w:trPr>
@@ -21330,7 +22499,7 @@
         </w:trPr>
         <w:tc>
           <w:tcPr>
-            <w:tcW w:type="dxa" w:w="4393"/>
+            <w:tcW w:type="dxa" w:w="2929"/>
             <w:tcBorders>
               <w:top w:val="none" w:color="FFFFFF" w:sz="0"/>
               <w:left w:val="none" w:color="FFFFFF" w:sz="0"/>
@@ -21346,7 +22515,7 @@
             <w:r>
               <w:drawing>
                 <wp:inline distT="0" distB="0" distL="0" distR="0">
-                  <wp:extent cx="1905000" cy="4124325"/>
+                  <wp:extent cx="1714500" cy="3714750"/>
                   <wp:effectExtent t="0" r="0" b="0" l="0"/>
                   <wp:docPr id="1" name="" descr="" title=""/>
                   <wp:cNvGraphicFramePr>
@@ -21362,7 +22531,7 @@
                           </pic:cNvPicPr>
                         </pic:nvPicPr>
                         <pic:blipFill>
-                          <a:blip r:embed="rId15" cstate="none"/>
+                          <a:blip r:embed="rId29" cstate="none"/>
                           <a:srcRect/>
                           <a:stretch>
                             <a:fillRect/>
@@ -21371,7 +22540,7 @@
                         <pic:spPr bwMode="auto">
                           <a:xfrm>
                             <a:off x="0" y="0"/>
-                            <a:ext cx="1905000" cy="4124325"/>
+                            <a:ext cx="1714500" cy="3714750"/>
                           </a:xfrm>
                           <a:prstGeom prst="rect">
                             <a:avLst/>
@@ -21386,7 +22555,8 @@
           </w:p>
           <w:p>
             <w:pPr>
-              <w:spacing w:after="200" w:before="60"/>
+              <w:keepLines/>
+              <w:spacing w:after="220" w:before="60"/>
               <w:jc w:val="center"/>
             </w:pPr>
             <w:r>
@@ -21394,16 +22564,24 @@
                 <w:rFonts w:ascii="Arial" w:cs="Arial" w:eastAsia="Arial" w:hAnsi="Arial"/>
                 <w:b/>
                 <w:bCs/>
-                <w:sz w:val="20"/>
-                <w:szCs w:val="20"/>
-              </w:rPr>
-              <w:t xml:space="preserve">Gambar L.4. Agenda Wali Kota pada telepon pintar</w:t>
-            </w:r>
-          </w:p>
-        </w:tc>
-        <w:tc>
-          <w:tcPr>
-            <w:tcW w:type="dxa" w:w="4394"/>
+                <w:sz w:val="18"/>
+                <w:szCs w:val="18"/>
+              </w:rPr>
+              <w:t xml:space="preserve">Gambar L.18.</w:t>
+            </w:r>
+            <w:r>
+              <w:rPr>
+                <w:rFonts w:ascii="Arial" w:cs="Arial" w:eastAsia="Arial" w:hAnsi="Arial"/>
+                <w:sz w:val="18"/>
+                <w:szCs w:val="18"/>
+              </w:rPr>
+              <w:t xml:space="preserve"> Formulir permohonan audiensi daring untuk masyarakat dan instansi</w:t>
+            </w:r>
+          </w:p>
+        </w:tc>
+        <w:tc>
+          <w:tcPr>
+            <w:tcW w:type="dxa" w:w="2929"/>
             <w:tcBorders>
               <w:top w:val="none" w:color="FFFFFF" w:sz="0"/>
               <w:left w:val="none" w:color="FFFFFF" w:sz="0"/>
@@ -21419,7 +22597,7 @@
             <w:r>
               <w:drawing>
                 <wp:inline distT="0" distB="0" distL="0" distR="0">
-                  <wp:extent cx="1905000" cy="4124325"/>
+                  <wp:extent cx="1714500" cy="3714750"/>
                   <wp:effectExtent t="0" r="0" b="0" l="0"/>
                   <wp:docPr id="1" name="" descr="" title=""/>
                   <wp:cNvGraphicFramePr>
@@ -21435,7 +22613,7 @@
                           </pic:cNvPicPr>
                         </pic:nvPicPr>
                         <pic:blipFill>
-                          <a:blip r:embed="rId16" cstate="none"/>
+                          <a:blip r:embed="rId30" cstate="none"/>
                           <a:srcRect/>
                           <a:stretch>
                             <a:fillRect/>
@@ -21444,7 +22622,7 @@
                         <pic:spPr bwMode="auto">
                           <a:xfrm>
                             <a:off x="0" y="0"/>
-                            <a:ext cx="1905000" cy="4124325"/>
+                            <a:ext cx="1714500" cy="3714750"/>
                           </a:xfrm>
                           <a:prstGeom prst="rect">
                             <a:avLst/>
@@ -21459,7 +22637,8 @@
           </w:p>
           <w:p>
             <w:pPr>
-              <w:spacing w:after="200" w:before="60"/>
+              <w:keepLines/>
+              <w:spacing w:after="220" w:before="60"/>
               <w:jc w:val="center"/>
             </w:pPr>
             <w:r>
@@ -21467,15 +22646,769 @@
                 <w:rFonts w:ascii="Arial" w:cs="Arial" w:eastAsia="Arial" w:hAnsi="Arial"/>
                 <w:b/>
                 <w:bCs/>
-                <w:sz w:val="20"/>
-                <w:szCs w:val="20"/>
-              </w:rPr>
-              <w:t xml:space="preserve">Gambar L.5. Halaman publik permohonan audiensi</w:t>
+                <w:sz w:val="18"/>
+                <w:szCs w:val="18"/>
+              </w:rPr>
+              <w:t xml:space="preserve">Gambar L.19.</w:t>
+            </w:r>
+            <w:r>
+              <w:rPr>
+                <w:rFonts w:ascii="Arial" w:cs="Arial" w:eastAsia="Arial" w:hAnsi="Arial"/>
+                <w:sz w:val="18"/>
+                <w:szCs w:val="18"/>
+              </w:rPr>
+              <w:t xml:space="preserve"> Kalender ketersediaan ruang rapat untuk umum, tanpa menampilkan identitas pemohon</w:t>
+            </w:r>
+          </w:p>
+        </w:tc>
+        <w:tc>
+          <w:tcPr>
+            <w:tcW w:type="dxa" w:w="2929"/>
+            <w:tcBorders>
+              <w:top w:val="none" w:color="FFFFFF" w:sz="0"/>
+              <w:left w:val="none" w:color="FFFFFF" w:sz="0"/>
+              <w:bottom w:val="none" w:color="FFFFFF" w:sz="0"/>
+              <w:right w:val="none" w:color="FFFFFF" w:sz="0"/>
+            </w:tcBorders>
+          </w:tcPr>
+          <w:p>
+            <w:pPr>
+              <w:spacing w:line="240" w:lineRule="auto"/>
+              <w:jc w:val="center"/>
+            </w:pPr>
+            <w:r>
+              <w:drawing>
+                <wp:inline distT="0" distB="0" distL="0" distR="0">
+                  <wp:extent cx="1714500" cy="3714750"/>
+                  <wp:effectExtent t="0" r="0" b="0" l="0"/>
+                  <wp:docPr id="1" name="" descr="" title=""/>
+                  <wp:cNvGraphicFramePr>
+                    <a:graphicFrameLocks xmlns:a="http://schemas.openxmlformats.org/drawingml/2006/main" noChangeAspect="1"/>
+                  </wp:cNvGraphicFramePr>
+                  <a:graphic xmlns:a="http://schemas.openxmlformats.org/drawingml/2006/main">
+                    <a:graphicData uri="http://schemas.openxmlformats.org/drawingml/2006/picture">
+                      <pic:pic xmlns:pic="http://schemas.openxmlformats.org/drawingml/2006/picture">
+                        <pic:nvPicPr>
+                          <pic:cNvPr id="0" name="" descr=""/>
+                          <pic:cNvPicPr>
+                            <a:picLocks noChangeAspect="1" noChangeArrowheads="1"/>
+                          </pic:cNvPicPr>
+                        </pic:nvPicPr>
+                        <pic:blipFill>
+                          <a:blip r:embed="rId31" cstate="none"/>
+                          <a:srcRect/>
+                          <a:stretch>
+                            <a:fillRect/>
+                          </a:stretch>
+                        </pic:blipFill>
+                        <pic:spPr bwMode="auto">
+                          <a:xfrm>
+                            <a:off x="0" y="0"/>
+                            <a:ext cx="1714500" cy="3714750"/>
+                          </a:xfrm>
+                          <a:prstGeom prst="rect">
+                            <a:avLst/>
+                          </a:prstGeom>
+                        </pic:spPr>
+                      </pic:pic>
+                    </a:graphicData>
+                  </a:graphic>
+                </wp:inline>
+              </w:drawing>
+            </w:r>
+          </w:p>
+          <w:p>
+            <w:pPr>
+              <w:keepLines/>
+              <w:spacing w:after="220" w:before="60"/>
+              <w:jc w:val="center"/>
+            </w:pPr>
+            <w:r>
+              <w:rPr>
+                <w:rFonts w:ascii="Arial" w:cs="Arial" w:eastAsia="Arial" w:hAnsi="Arial"/>
+                <w:b/>
+                <w:bCs/>
+                <w:sz w:val="18"/>
+                <w:szCs w:val="18"/>
+              </w:rPr>
+              <w:t xml:space="preserve">Gambar L.20.</w:t>
+            </w:r>
+            <w:r>
+              <w:rPr>
+                <w:rFonts w:ascii="Arial" w:cs="Arial" w:eastAsia="Arial" w:hAnsi="Arial"/>
+                <w:sz w:val="18"/>
+                <w:szCs w:val="18"/>
+              </w:rPr>
+              <w:t xml:space="preserve"> Daftar hadir digital melalui pindai kode QR, dengan tanda tangan di layar</w:t>
             </w:r>
           </w:p>
         </w:tc>
       </w:tr>
     </w:tbl>
+    <w:p>
+      <w:pPr>
+        <w:keepNext/>
+        <w:spacing w:after="0" w:line="240" w:lineRule="auto"/>
+        <w:jc w:val="center"/>
+      </w:pPr>
+      <w:r>
+        <w:drawing>
+          <wp:inline distT="0" distB="0" distL="0" distR="0">
+            <wp:extent cx="5048250" cy="3390900"/>
+            <wp:effectExtent t="0" r="0" b="0" l="0"/>
+            <wp:docPr id="1" name="" descr="" title=""/>
+            <wp:cNvGraphicFramePr>
+              <a:graphicFrameLocks xmlns:a="http://schemas.openxmlformats.org/drawingml/2006/main" noChangeAspect="1"/>
+            </wp:cNvGraphicFramePr>
+            <a:graphic xmlns:a="http://schemas.openxmlformats.org/drawingml/2006/main">
+              <a:graphicData uri="http://schemas.openxmlformats.org/drawingml/2006/picture">
+                <pic:pic xmlns:pic="http://schemas.openxmlformats.org/drawingml/2006/picture">
+                  <pic:nvPicPr>
+                    <pic:cNvPr id="0" name="" descr=""/>
+                    <pic:cNvPicPr>
+                      <a:picLocks noChangeAspect="1" noChangeArrowheads="1"/>
+                    </pic:cNvPicPr>
+                  </pic:nvPicPr>
+                  <pic:blipFill>
+                    <a:blip r:embed="rId32" cstate="none"/>
+                    <a:srcRect/>
+                    <a:stretch>
+                      <a:fillRect/>
+                    </a:stretch>
+                  </pic:blipFill>
+                  <pic:spPr bwMode="auto">
+                    <a:xfrm>
+                      <a:off x="0" y="0"/>
+                      <a:ext cx="5048250" cy="3390900"/>
+                    </a:xfrm>
+                    <a:prstGeom prst="rect">
+                      <a:avLst/>
+                    </a:prstGeom>
+                  </pic:spPr>
+                </pic:pic>
+              </a:graphicData>
+            </a:graphic>
+          </wp:inline>
+        </w:drawing>
+      </w:r>
+    </w:p>
+    <w:p>
+      <w:pPr>
+        <w:keepLines/>
+        <w:spacing w:after="220" w:before="60"/>
+        <w:jc w:val="center"/>
+      </w:pPr>
+      <w:r>
+        <w:rPr>
+          <w:rFonts w:ascii="Arial" w:cs="Arial" w:eastAsia="Arial" w:hAnsi="Arial"/>
+          <w:b/>
+          <w:bCs/>
+          <w:sz w:val="18"/>
+          <w:szCs w:val="18"/>
+        </w:rPr>
+        <w:t xml:space="preserve">Gambar L.21.</w:t>
+      </w:r>
+      <w:r>
+        <w:rPr>
+          <w:rFonts w:ascii="Arial" w:cs="Arial" w:eastAsia="Arial" w:hAnsi="Arial"/>
+          <w:sz w:val="18"/>
+          <w:szCs w:val="18"/>
+        </w:rPr>
+        <w:t xml:space="preserve"> Manajemen tamu: telaah berjenjang permohonan audiensi sampai menjadi agenda Pimpinan</w:t>
+      </w:r>
+    </w:p>
+    <w:p>
+      <w:pPr>
+        <w:keepNext/>
+        <w:spacing w:after="0" w:line="240" w:lineRule="auto"/>
+        <w:jc w:val="center"/>
+      </w:pPr>
+      <w:r>
+        <w:drawing>
+          <wp:inline distT="0" distB="0" distL="0" distR="0">
+            <wp:extent cx="5048250" cy="3390900"/>
+            <wp:effectExtent t="0" r="0" b="0" l="0"/>
+            <wp:docPr id="1" name="" descr="" title=""/>
+            <wp:cNvGraphicFramePr>
+              <a:graphicFrameLocks xmlns:a="http://schemas.openxmlformats.org/drawingml/2006/main" noChangeAspect="1"/>
+            </wp:cNvGraphicFramePr>
+            <a:graphic xmlns:a="http://schemas.openxmlformats.org/drawingml/2006/main">
+              <a:graphicData uri="http://schemas.openxmlformats.org/drawingml/2006/picture">
+                <pic:pic xmlns:pic="http://schemas.openxmlformats.org/drawingml/2006/picture">
+                  <pic:nvPicPr>
+                    <pic:cNvPr id="0" name="" descr=""/>
+                    <pic:cNvPicPr>
+                      <a:picLocks noChangeAspect="1" noChangeArrowheads="1"/>
+                    </pic:cNvPicPr>
+                  </pic:nvPicPr>
+                  <pic:blipFill>
+                    <a:blip r:embed="rId33" cstate="none"/>
+                    <a:srcRect/>
+                    <a:stretch>
+                      <a:fillRect/>
+                    </a:stretch>
+                  </pic:blipFill>
+                  <pic:spPr bwMode="auto">
+                    <a:xfrm>
+                      <a:off x="0" y="0"/>
+                      <a:ext cx="5048250" cy="3390900"/>
+                    </a:xfrm>
+                    <a:prstGeom prst="rect">
+                      <a:avLst/>
+                    </a:prstGeom>
+                  </pic:spPr>
+                </pic:pic>
+              </a:graphicData>
+            </a:graphic>
+          </wp:inline>
+        </w:drawing>
+      </w:r>
+    </w:p>
+    <w:p>
+      <w:pPr>
+        <w:keepLines/>
+        <w:spacing w:after="220" w:before="60"/>
+        <w:jc w:val="center"/>
+      </w:pPr>
+      <w:r>
+        <w:rPr>
+          <w:rFonts w:ascii="Arial" w:cs="Arial" w:eastAsia="Arial" w:hAnsi="Arial"/>
+          <w:b/>
+          <w:bCs/>
+          <w:sz w:val="18"/>
+          <w:szCs w:val="18"/>
+        </w:rPr>
+        <w:t xml:space="preserve">Gambar L.22.</w:t>
+      </w:r>
+      <w:r>
+        <w:rPr>
+          <w:rFonts w:ascii="Arial" w:cs="Arial" w:eastAsia="Arial" w:hAnsi="Arial"/>
+          <w:sz w:val="18"/>
+          <w:szCs w:val="18"/>
+        </w:rPr>
+        <w:t xml:space="preserve"> Dasbor peminjaman ruangan: pengajuan menunggu, permintaan batal, dan penanda pengajuan yang perlu segera diproses</w:t>
+      </w:r>
+    </w:p>
+    <w:p>
+      <w:pPr>
+        <w:keepNext/>
+        <w:spacing w:after="0" w:line="240" w:lineRule="auto"/>
+        <w:jc w:val="center"/>
+      </w:pPr>
+      <w:r>
+        <w:drawing>
+          <wp:inline distT="0" distB="0" distL="0" distR="0">
+            <wp:extent cx="5048250" cy="3390900"/>
+            <wp:effectExtent t="0" r="0" b="0" l="0"/>
+            <wp:docPr id="1" name="" descr="" title=""/>
+            <wp:cNvGraphicFramePr>
+              <a:graphicFrameLocks xmlns:a="http://schemas.openxmlformats.org/drawingml/2006/main" noChangeAspect="1"/>
+            </wp:cNvGraphicFramePr>
+            <a:graphic xmlns:a="http://schemas.openxmlformats.org/drawingml/2006/main">
+              <a:graphicData uri="http://schemas.openxmlformats.org/drawingml/2006/picture">
+                <pic:pic xmlns:pic="http://schemas.openxmlformats.org/drawingml/2006/picture">
+                  <pic:nvPicPr>
+                    <pic:cNvPr id="0" name="" descr=""/>
+                    <pic:cNvPicPr>
+                      <a:picLocks noChangeAspect="1" noChangeArrowheads="1"/>
+                    </pic:cNvPicPr>
+                  </pic:nvPicPr>
+                  <pic:blipFill>
+                    <a:blip r:embed="rId34" cstate="none"/>
+                    <a:srcRect/>
+                    <a:stretch>
+                      <a:fillRect/>
+                    </a:stretch>
+                  </pic:blipFill>
+                  <pic:spPr bwMode="auto">
+                    <a:xfrm>
+                      <a:off x="0" y="0"/>
+                      <a:ext cx="5048250" cy="3390900"/>
+                    </a:xfrm>
+                    <a:prstGeom prst="rect">
+                      <a:avLst/>
+                    </a:prstGeom>
+                  </pic:spPr>
+                </pic:pic>
+              </a:graphicData>
+            </a:graphic>
+          </wp:inline>
+        </w:drawing>
+      </w:r>
+    </w:p>
+    <w:p>
+      <w:pPr>
+        <w:keepLines/>
+        <w:spacing w:after="220" w:before="60"/>
+        <w:jc w:val="center"/>
+      </w:pPr>
+      <w:r>
+        <w:rPr>
+          <w:rFonts w:ascii="Arial" w:cs="Arial" w:eastAsia="Arial" w:hAnsi="Arial"/>
+          <w:b/>
+          <w:bCs/>
+          <w:sz w:val="18"/>
+          <w:szCs w:val="18"/>
+        </w:rPr>
+        <w:t xml:space="preserve">Gambar L.23.</w:t>
+      </w:r>
+      <w:r>
+        <w:rPr>
+          <w:rFonts w:ascii="Arial" w:cs="Arial" w:eastAsia="Arial" w:hAnsi="Arial"/>
+          <w:sz w:val="18"/>
+          <w:szCs w:val="18"/>
+        </w:rPr>
+        <w:t xml:space="preserve"> Kalender peminjaman Ruang Kenawai dan Imbaya untuk pengelola</w:t>
+      </w:r>
+    </w:p>
+    <w:p>
+      <w:pPr>
+        <w:keepNext/>
+        <w:spacing w:after="0" w:line="240" w:lineRule="auto"/>
+        <w:jc w:val="center"/>
+      </w:pPr>
+      <w:r>
+        <w:drawing>
+          <wp:inline distT="0" distB="0" distL="0" distR="0">
+            <wp:extent cx="5048250" cy="3390900"/>
+            <wp:effectExtent t="0" r="0" b="0" l="0"/>
+            <wp:docPr id="1" name="" descr="" title=""/>
+            <wp:cNvGraphicFramePr>
+              <a:graphicFrameLocks xmlns:a="http://schemas.openxmlformats.org/drawingml/2006/main" noChangeAspect="1"/>
+            </wp:cNvGraphicFramePr>
+            <a:graphic xmlns:a="http://schemas.openxmlformats.org/drawingml/2006/main">
+              <a:graphicData uri="http://schemas.openxmlformats.org/drawingml/2006/picture">
+                <pic:pic xmlns:pic="http://schemas.openxmlformats.org/drawingml/2006/picture">
+                  <pic:nvPicPr>
+                    <pic:cNvPr id="0" name="" descr=""/>
+                    <pic:cNvPicPr>
+                      <a:picLocks noChangeAspect="1" noChangeArrowheads="1"/>
+                    </pic:cNvPicPr>
+                  </pic:nvPicPr>
+                  <pic:blipFill>
+                    <a:blip r:embed="rId35" cstate="none"/>
+                    <a:srcRect/>
+                    <a:stretch>
+                      <a:fillRect/>
+                    </a:stretch>
+                  </pic:blipFill>
+                  <pic:spPr bwMode="auto">
+                    <a:xfrm>
+                      <a:off x="0" y="0"/>
+                      <a:ext cx="5048250" cy="3390900"/>
+                    </a:xfrm>
+                    <a:prstGeom prst="rect">
+                      <a:avLst/>
+                    </a:prstGeom>
+                  </pic:spPr>
+                </pic:pic>
+              </a:graphicData>
+            </a:graphic>
+          </wp:inline>
+        </w:drawing>
+      </w:r>
+    </w:p>
+    <w:p>
+      <w:pPr>
+        <w:keepLines/>
+        <w:spacing w:after="220" w:before="60"/>
+        <w:jc w:val="center"/>
+      </w:pPr>
+      <w:r>
+        <w:rPr>
+          <w:rFonts w:ascii="Arial" w:cs="Arial" w:eastAsia="Arial" w:hAnsi="Arial"/>
+          <w:b/>
+          <w:bCs/>
+          <w:sz w:val="18"/>
+          <w:szCs w:val="18"/>
+        </w:rPr>
+        <w:t xml:space="preserve">Gambar L.24.</w:t>
+      </w:r>
+      <w:r>
+        <w:rPr>
+          <w:rFonts w:ascii="Arial" w:cs="Arial" w:eastAsia="Arial" w:hAnsi="Arial"/>
+          <w:sz w:val="18"/>
+          <w:szCs w:val="18"/>
+        </w:rPr>
+        <w:t xml:space="preserve"> Pengelolaan acara daftar hadir: tautan, kode QR, buka-tutup otomatis, dan rekap di spreadsheet instansi</w:t>
+      </w:r>
+    </w:p>
+    <w:p>
+      <w:pPr>
+        <w:keepNext/>
+        <w:spacing w:after="120" w:before="120"/>
+      </w:pPr>
+      <w:r>
+        <w:rPr>
+          <w:rFonts w:ascii="Arial" w:cs="Arial" w:eastAsia="Arial" w:hAnsi="Arial"/>
+          <w:b/>
+          <w:bCs/>
+          <w:sz w:val="22"/>
+          <w:szCs w:val="22"/>
+        </w:rPr>
+        <w:t xml:space="preserve">F. Administrasi dan Integrasi</w:t>
+      </w:r>
+    </w:p>
+    <w:p>
+      <w:pPr>
+        <w:keepNext/>
+        <w:spacing w:after="0" w:line="240" w:lineRule="auto"/>
+        <w:jc w:val="center"/>
+      </w:pPr>
+      <w:r>
+        <w:drawing>
+          <wp:inline distT="0" distB="0" distL="0" distR="0">
+            <wp:extent cx="5048250" cy="3390900"/>
+            <wp:effectExtent t="0" r="0" b="0" l="0"/>
+            <wp:docPr id="1" name="" descr="" title=""/>
+            <wp:cNvGraphicFramePr>
+              <a:graphicFrameLocks xmlns:a="http://schemas.openxmlformats.org/drawingml/2006/main" noChangeAspect="1"/>
+            </wp:cNvGraphicFramePr>
+            <a:graphic xmlns:a="http://schemas.openxmlformats.org/drawingml/2006/main">
+              <a:graphicData uri="http://schemas.openxmlformats.org/drawingml/2006/picture">
+                <pic:pic xmlns:pic="http://schemas.openxmlformats.org/drawingml/2006/picture">
+                  <pic:nvPicPr>
+                    <pic:cNvPr id="0" name="" descr=""/>
+                    <pic:cNvPicPr>
+                      <a:picLocks noChangeAspect="1" noChangeArrowheads="1"/>
+                    </pic:cNvPicPr>
+                  </pic:nvPicPr>
+                  <pic:blipFill>
+                    <a:blip r:embed="rId36" cstate="none"/>
+                    <a:srcRect/>
+                    <a:stretch>
+                      <a:fillRect/>
+                    </a:stretch>
+                  </pic:blipFill>
+                  <pic:spPr bwMode="auto">
+                    <a:xfrm>
+                      <a:off x="0" y="0"/>
+                      <a:ext cx="5048250" cy="3390900"/>
+                    </a:xfrm>
+                    <a:prstGeom prst="rect">
+                      <a:avLst/>
+                    </a:prstGeom>
+                  </pic:spPr>
+                </pic:pic>
+              </a:graphicData>
+            </a:graphic>
+          </wp:inline>
+        </w:drawing>
+      </w:r>
+    </w:p>
+    <w:p>
+      <w:pPr>
+        <w:keepLines/>
+        <w:spacing w:after="220" w:before="60"/>
+        <w:jc w:val="center"/>
+      </w:pPr>
+      <w:r>
+        <w:rPr>
+          <w:rFonts w:ascii="Arial" w:cs="Arial" w:eastAsia="Arial" w:hAnsi="Arial"/>
+          <w:b/>
+          <w:bCs/>
+          <w:sz w:val="18"/>
+          <w:szCs w:val="18"/>
+        </w:rPr>
+        <w:t xml:space="preserve">Gambar L.25.</w:t>
+      </w:r>
+      <w:r>
+        <w:rPr>
+          <w:rFonts w:ascii="Arial" w:cs="Arial" w:eastAsia="Arial" w:hAnsi="Arial"/>
+          <w:sz w:val="18"/>
+          <w:szCs w:val="18"/>
+        </w:rPr>
+        <w:t xml:space="preserve"> Generator undangan siap tanda tangan elektronik Srikandi, dengan pratinjau PDF serta pemeriksaan dan pemesanan Ruang Imbaya dari formulir yang sama</w:t>
+      </w:r>
+    </w:p>
+    <w:p>
+      <w:pPr>
+        <w:keepNext/>
+        <w:spacing w:after="0" w:line="240" w:lineRule="auto"/>
+        <w:jc w:val="center"/>
+      </w:pPr>
+      <w:r>
+        <w:drawing>
+          <wp:inline distT="0" distB="0" distL="0" distR="0">
+            <wp:extent cx="5048250" cy="3390900"/>
+            <wp:effectExtent t="0" r="0" b="0" l="0"/>
+            <wp:docPr id="1" name="" descr="" title=""/>
+            <wp:cNvGraphicFramePr>
+              <a:graphicFrameLocks xmlns:a="http://schemas.openxmlformats.org/drawingml/2006/main" noChangeAspect="1"/>
+            </wp:cNvGraphicFramePr>
+            <a:graphic xmlns:a="http://schemas.openxmlformats.org/drawingml/2006/main">
+              <a:graphicData uri="http://schemas.openxmlformats.org/drawingml/2006/picture">
+                <pic:pic xmlns:pic="http://schemas.openxmlformats.org/drawingml/2006/picture">
+                  <pic:nvPicPr>
+                    <pic:cNvPr id="0" name="" descr=""/>
+                    <pic:cNvPicPr>
+                      <a:picLocks noChangeAspect="1" noChangeArrowheads="1"/>
+                    </pic:cNvPicPr>
+                  </pic:nvPicPr>
+                  <pic:blipFill>
+                    <a:blip r:embed="rId37" cstate="none"/>
+                    <a:srcRect/>
+                    <a:stretch>
+                      <a:fillRect/>
+                    </a:stretch>
+                  </pic:blipFill>
+                  <pic:spPr bwMode="auto">
+                    <a:xfrm>
+                      <a:off x="0" y="0"/>
+                      <a:ext cx="5048250" cy="3390900"/>
+                    </a:xfrm>
+                    <a:prstGeom prst="rect">
+                      <a:avLst/>
+                    </a:prstGeom>
+                  </pic:spPr>
+                </pic:pic>
+              </a:graphicData>
+            </a:graphic>
+          </wp:inline>
+        </w:drawing>
+      </w:r>
+    </w:p>
+    <w:p>
+      <w:pPr>
+        <w:keepLines/>
+        <w:spacing w:after="220" w:before="60"/>
+        <w:jc w:val="center"/>
+      </w:pPr>
+      <w:r>
+        <w:rPr>
+          <w:rFonts w:ascii="Arial" w:cs="Arial" w:eastAsia="Arial" w:hAnsi="Arial"/>
+          <w:b/>
+          <w:bCs/>
+          <w:sz w:val="18"/>
+          <w:szCs w:val="18"/>
+        </w:rPr>
+        <w:t xml:space="preserve">Gambar L.26.</w:t>
+      </w:r>
+      <w:r>
+        <w:rPr>
+          <w:rFonts w:ascii="Arial" w:cs="Arial" w:eastAsia="Arial" w:hAnsi="Arial"/>
+          <w:sz w:val="18"/>
+          <w:szCs w:val="18"/>
+        </w:rPr>
+        <w:t xml:space="preserve"> Pengaturan tampilan di Google Calendar bersama: agenda yang disetujui tampil otomatis dan dapat ditahan bila perlu</w:t>
+      </w:r>
+    </w:p>
+    <w:p>
+      <w:pPr>
+        <w:keepNext/>
+        <w:spacing w:after="0" w:line="240" w:lineRule="auto"/>
+        <w:jc w:val="center"/>
+      </w:pPr>
+      <w:r>
+        <w:drawing>
+          <wp:inline distT="0" distB="0" distL="0" distR="0">
+            <wp:extent cx="5048250" cy="3390900"/>
+            <wp:effectExtent t="0" r="0" b="0" l="0"/>
+            <wp:docPr id="1" name="" descr="" title=""/>
+            <wp:cNvGraphicFramePr>
+              <a:graphicFrameLocks xmlns:a="http://schemas.openxmlformats.org/drawingml/2006/main" noChangeAspect="1"/>
+            </wp:cNvGraphicFramePr>
+            <a:graphic xmlns:a="http://schemas.openxmlformats.org/drawingml/2006/main">
+              <a:graphicData uri="http://schemas.openxmlformats.org/drawingml/2006/picture">
+                <pic:pic xmlns:pic="http://schemas.openxmlformats.org/drawingml/2006/picture">
+                  <pic:nvPicPr>
+                    <pic:cNvPr id="0" name="" descr=""/>
+                    <pic:cNvPicPr>
+                      <a:picLocks noChangeAspect="1" noChangeArrowheads="1"/>
+                    </pic:cNvPicPr>
+                  </pic:nvPicPr>
+                  <pic:blipFill>
+                    <a:blip r:embed="rId38" cstate="none"/>
+                    <a:srcRect/>
+                    <a:stretch>
+                      <a:fillRect/>
+                    </a:stretch>
+                  </pic:blipFill>
+                  <pic:spPr bwMode="auto">
+                    <a:xfrm>
+                      <a:off x="0" y="0"/>
+                      <a:ext cx="5048250" cy="3390900"/>
+                    </a:xfrm>
+                    <a:prstGeom prst="rect">
+                      <a:avLst/>
+                    </a:prstGeom>
+                  </pic:spPr>
+                </pic:pic>
+              </a:graphicData>
+            </a:graphic>
+          </wp:inline>
+        </w:drawing>
+      </w:r>
+    </w:p>
+    <w:p>
+      <w:pPr>
+        <w:keepLines/>
+        <w:spacing w:after="220" w:before="60"/>
+        <w:jc w:val="center"/>
+      </w:pPr>
+      <w:r>
+        <w:rPr>
+          <w:rFonts w:ascii="Arial" w:cs="Arial" w:eastAsia="Arial" w:hAnsi="Arial"/>
+          <w:b/>
+          <w:bCs/>
+          <w:sz w:val="18"/>
+          <w:szCs w:val="18"/>
+        </w:rPr>
+        <w:t xml:space="preserve">Gambar L.27.</w:t>
+      </w:r>
+      <w:r>
+        <w:rPr>
+          <w:rFonts w:ascii="Arial" w:cs="Arial" w:eastAsia="Arial" w:hAnsi="Arial"/>
+          <w:sz w:val="18"/>
+          <w:szCs w:val="18"/>
+        </w:rPr>
+        <w:t xml:space="preserve"> Agenda kegiatan Pimpinan dengan sorotan hari ini, prakiraan cuaca, perkiraan waktu tempuh, dan kartu agenda yang dapat dibagikan</w:t>
+      </w:r>
+    </w:p>
+    <w:p>
+      <w:pPr>
+        <w:keepNext/>
+        <w:spacing w:after="0" w:line="240" w:lineRule="auto"/>
+        <w:jc w:val="center"/>
+      </w:pPr>
+      <w:r>
+        <w:drawing>
+          <wp:inline distT="0" distB="0" distL="0" distR="0">
+            <wp:extent cx="5048250" cy="3390900"/>
+            <wp:effectExtent t="0" r="0" b="0" l="0"/>
+            <wp:docPr id="1" name="" descr="" title=""/>
+            <wp:cNvGraphicFramePr>
+              <a:graphicFrameLocks xmlns:a="http://schemas.openxmlformats.org/drawingml/2006/main" noChangeAspect="1"/>
+            </wp:cNvGraphicFramePr>
+            <a:graphic xmlns:a="http://schemas.openxmlformats.org/drawingml/2006/main">
+              <a:graphicData uri="http://schemas.openxmlformats.org/drawingml/2006/picture">
+                <pic:pic xmlns:pic="http://schemas.openxmlformats.org/drawingml/2006/picture">
+                  <pic:nvPicPr>
+                    <pic:cNvPr id="0" name="" descr=""/>
+                    <pic:cNvPicPr>
+                      <a:picLocks noChangeAspect="1" noChangeArrowheads="1"/>
+                    </pic:cNvPicPr>
+                  </pic:nvPicPr>
+                  <pic:blipFill>
+                    <a:blip r:embed="rId39" cstate="none"/>
+                    <a:srcRect/>
+                    <a:stretch>
+                      <a:fillRect/>
+                    </a:stretch>
+                  </pic:blipFill>
+                  <pic:spPr bwMode="auto">
+                    <a:xfrm>
+                      <a:off x="0" y="0"/>
+                      <a:ext cx="5048250" cy="3390900"/>
+                    </a:xfrm>
+                    <a:prstGeom prst="rect">
+                      <a:avLst/>
+                    </a:prstGeom>
+                  </pic:spPr>
+                </pic:pic>
+              </a:graphicData>
+            </a:graphic>
+          </wp:inline>
+        </w:drawing>
+      </w:r>
+    </w:p>
+    <w:p>
+      <w:pPr>
+        <w:keepLines/>
+        <w:spacing w:after="220" w:before="60"/>
+        <w:jc w:val="center"/>
+      </w:pPr>
+      <w:r>
+        <w:rPr>
+          <w:rFonts w:ascii="Arial" w:cs="Arial" w:eastAsia="Arial" w:hAnsi="Arial"/>
+          <w:b/>
+          <w:bCs/>
+          <w:sz w:val="18"/>
+          <w:szCs w:val="18"/>
+        </w:rPr>
+        <w:t xml:space="preserve">Gambar L.28.</w:t>
+      </w:r>
+      <w:r>
+        <w:rPr>
+          <w:rFonts w:ascii="Arial" w:cs="Arial" w:eastAsia="Arial" w:hAnsi="Arial"/>
+          <w:sz w:val="18"/>
+          <w:szCs w:val="18"/>
+        </w:rPr>
+        <w:t xml:space="preserve"> Rekap agenda harian siap kirim melalui WhatsApp</w:t>
+      </w:r>
+    </w:p>
+    <w:p>
+      <w:pPr>
+        <w:keepNext/>
+        <w:spacing w:after="0" w:line="240" w:lineRule="auto"/>
+        <w:jc w:val="center"/>
+      </w:pPr>
+      <w:r>
+        <w:drawing>
+          <wp:inline distT="0" distB="0" distL="0" distR="0">
+            <wp:extent cx="5048250" cy="3390900"/>
+            <wp:effectExtent t="0" r="0" b="0" l="0"/>
+            <wp:docPr id="1" name="" descr="" title=""/>
+            <wp:cNvGraphicFramePr>
+              <a:graphicFrameLocks xmlns:a="http://schemas.openxmlformats.org/drawingml/2006/main" noChangeAspect="1"/>
+            </wp:cNvGraphicFramePr>
+            <a:graphic xmlns:a="http://schemas.openxmlformats.org/drawingml/2006/main">
+              <a:graphicData uri="http://schemas.openxmlformats.org/drawingml/2006/picture">
+                <pic:pic xmlns:pic="http://schemas.openxmlformats.org/drawingml/2006/picture">
+                  <pic:nvPicPr>
+                    <pic:cNvPr id="0" name="" descr=""/>
+                    <pic:cNvPicPr>
+                      <a:picLocks noChangeAspect="1" noChangeArrowheads="1"/>
+                    </pic:cNvPicPr>
+                  </pic:nvPicPr>
+                  <pic:blipFill>
+                    <a:blip r:embed="rId40" cstate="none"/>
+                    <a:srcRect/>
+                    <a:stretch>
+                      <a:fillRect/>
+                    </a:stretch>
+                  </pic:blipFill>
+                  <pic:spPr bwMode="auto">
+                    <a:xfrm>
+                      <a:off x="0" y="0"/>
+                      <a:ext cx="5048250" cy="3390900"/>
+                    </a:xfrm>
+                    <a:prstGeom prst="rect">
+                      <a:avLst/>
+                    </a:prstGeom>
+                  </pic:spPr>
+                </pic:pic>
+              </a:graphicData>
+            </a:graphic>
+          </wp:inline>
+        </w:drawing>
+      </w:r>
+    </w:p>
+    <w:p>
+      <w:pPr>
+        <w:keepLines/>
+        <w:spacing w:after="220" w:before="60"/>
+        <w:jc w:val="center"/>
+      </w:pPr>
+      <w:r>
+        <w:rPr>
+          <w:rFonts w:ascii="Arial" w:cs="Arial" w:eastAsia="Arial" w:hAnsi="Arial"/>
+          <w:b/>
+          <w:bCs/>
+          <w:sz w:val="18"/>
+          <w:szCs w:val="18"/>
+        </w:rPr>
+        <w:t xml:space="preserve">Gambar L.29.</w:t>
+      </w:r>
+      <w:r>
+        <w:rPr>
+          <w:rFonts w:ascii="Arial" w:cs="Arial" w:eastAsia="Arial" w:hAnsi="Arial"/>
+          <w:sz w:val="18"/>
+          <w:szCs w:val="18"/>
+        </w:rPr>
+        <w:t xml:space="preserve"> Laporan mingguan dan bulanan kegiatan Pimpinan, siap cetak</w:t>
+      </w:r>
+    </w:p>
     <w:p>
       <w:r>
         <w:br w:type="page"/>

--- a/docs/lomba/tarakan/Proposal-Tarakan-Prokopim-Hibot.docx
+++ b/docs/lomba/tarakan/Proposal-Tarakan-Prokopim-Hibot.docx
@@ -223,7 +223,7 @@
           <w:sz w:val="22"/>
           <w:szCs w:val="22"/>
         </w:rPr>
-        <w:t xml:space="preserve">Pebriadi Banne, S.IP. (Anggota)</w:t>
+        <w:t xml:space="preserve">Juliyanti, S.AP. (Anggota)</w:t>
       </w:r>
     </w:p>
     <w:p>
@@ -239,7 +239,7 @@
           <w:sz w:val="22"/>
           <w:szCs w:val="22"/>
         </w:rPr>
-        <w:t xml:space="preserve">Nuraini Wiliadewi, S.IP. (Anggota)</w:t>
+        <w:t xml:space="preserve">Pebriadi Banne, S.IP. (Anggota)</w:t>
       </w:r>
     </w:p>
     <w:p>
@@ -255,7 +255,7 @@
           <w:sz w:val="22"/>
           <w:szCs w:val="22"/>
         </w:rPr>
-        <w:t xml:space="preserve">Darwis, S.T. (Anggota)</w:t>
+        <w:t xml:space="preserve">Nuraini Wiliadewi, S.IP. (Anggota)</w:t>
       </w:r>
     </w:p>
     <w:p>
@@ -2753,21 +2753,21 @@
                 <w:sz w:val="20"/>
                 <w:szCs w:val="20"/>
               </w:rPr>
-              <w:t xml:space="preserve">Pebriadi Banne, S.IP.</w:t>
-            </w:r>
-          </w:p>
-          <w:p>
-            <w:pPr>
-              <w:spacing w:after="0" w:line="240" w:lineRule="auto"/>
-              <w:jc w:val="left"/>
-            </w:pPr>
-            <w:r>
-              <w:rPr>
-                <w:rFonts w:ascii="Arial" w:cs="Arial" w:eastAsia="Arial" w:hAnsi="Arial"/>
-                <w:sz w:val="20"/>
-                <w:szCs w:val="20"/>
-              </w:rPr>
-              <w:t xml:space="preserve">Pengelola Layanan Operasional</w:t>
+              <w:t xml:space="preserve">Juliyanti, S.AP.</w:t>
+            </w:r>
+          </w:p>
+          <w:p>
+            <w:pPr>
+              <w:spacing w:after="0" w:line="240" w:lineRule="auto"/>
+              <w:jc w:val="left"/>
+            </w:pPr>
+            <w:r>
+              <w:rPr>
+                <w:rFonts w:ascii="Arial" w:cs="Arial" w:eastAsia="Arial" w:hAnsi="Arial"/>
+                <w:sz w:val="20"/>
+                <w:szCs w:val="20"/>
+              </w:rPr>
+              <w:t xml:space="preserve">Kepala Sub Bagian Komunikasi dan Dokumentasi Pimpinan</w:t>
             </w:r>
           </w:p>
         </w:tc>
@@ -2831,7 +2831,7 @@
                 <w:sz w:val="20"/>
                 <w:szCs w:val="20"/>
               </w:rPr>
-              <w:t xml:space="preserve">Pelaksana dan penguji di lapangan; penghimpun kendala pemakaian sehari-hari</w:t>
+              <w:t xml:space="preserve">Penyelia penerapan pada alur komunikasi dan dokumentasi; penguji; pemberi pertimbangan rancangan</w:t>
             </w:r>
           </w:p>
         </w:tc>
@@ -2903,21 +2903,21 @@
                 <w:sz w:val="20"/>
                 <w:szCs w:val="20"/>
               </w:rPr>
-              <w:t xml:space="preserve">Nuraini Wiliadewi, S.IP.</w:t>
-            </w:r>
-          </w:p>
-          <w:p>
-            <w:pPr>
-              <w:spacing w:after="0" w:line="240" w:lineRule="auto"/>
-              <w:jc w:val="left"/>
-            </w:pPr>
-            <w:r>
-              <w:rPr>
-                <w:rFonts w:ascii="Arial" w:cs="Arial" w:eastAsia="Arial" w:hAnsi="Arial"/>
-                <w:sz w:val="20"/>
-                <w:szCs w:val="20"/>
-              </w:rPr>
-              <w:t xml:space="preserve">Penelaah Teknis Kebijakan</w:t>
+              <w:t xml:space="preserve">Pebriadi Banne, S.IP.</w:t>
+            </w:r>
+          </w:p>
+          <w:p>
+            <w:pPr>
+              <w:spacing w:after="0" w:line="240" w:lineRule="auto"/>
+              <w:jc w:val="left"/>
+            </w:pPr>
+            <w:r>
+              <w:rPr>
+                <w:rFonts w:ascii="Arial" w:cs="Arial" w:eastAsia="Arial" w:hAnsi="Arial"/>
+                <w:sz w:val="20"/>
+                <w:szCs w:val="20"/>
+              </w:rPr>
+              <w:t xml:space="preserve">Pengelola Layanan Operasional</w:t>
             </w:r>
           </w:p>
         </w:tc>
@@ -3053,7 +3053,7 @@
                 <w:sz w:val="20"/>
                 <w:szCs w:val="20"/>
               </w:rPr>
-              <w:t xml:space="preserve">Darwis, S.T.</w:t>
+              <w:t xml:space="preserve">Nuraini Wiliadewi, S.IP.</w:t>
             </w:r>
           </w:p>
           <w:p>

--- a/docs/lomba/tarakan/Proposal-Tarakan-Prokopim-Hibot.docx
+++ b/docs/lomba/tarakan/Proposal-Tarakan-Prokopim-Hibot.docx
@@ -20533,7 +20533,7 @@
                 <w:sz w:val="22"/>
                 <w:szCs w:val="22"/>
               </w:rPr>
-              <w:t xml:space="preserve">Kategori A. Inovasi Tata Kelola Pemerintahan</w:t>
+              <w:t xml:space="preserve">A. Inovasi Tata Kelola Pemerintahan</w:t>
             </w:r>
           </w:p>
         </w:tc>

--- a/docs/lomba/tarakan/Proposal-Tarakan-Prokopim-Hibot.docx
+++ b/docs/lomba/tarakan/Proposal-Tarakan-Prokopim-Hibot.docx
@@ -4,7 +4,7 @@
   <w:body>
     <w:p>
       <w:pPr>
-        <w:spacing w:after="60" w:before="0" w:line="276" w:lineRule="auto"/>
+        <w:spacing w:after="40" w:before="0" w:line="276" w:lineRule="auto"/>
         <w:jc w:val="center"/>
       </w:pPr>
       <w:r>
@@ -20,7 +20,7 @@
     </w:p>
     <w:p>
       <w:pPr>
-        <w:spacing w:after="60" w:before="0" w:line="276" w:lineRule="auto"/>
+        <w:spacing w:after="40" w:before="0" w:line="276" w:lineRule="auto"/>
         <w:jc w:val="center"/>
       </w:pPr>
       <w:r>
@@ -28,15 +28,15 @@
           <w:rFonts w:ascii="Arial" w:cs="Arial" w:eastAsia="Arial" w:hAnsi="Arial"/>
           <w:b/>
           <w:bCs/>
-          <w:sz w:val="28"/>
-          <w:szCs w:val="28"/>
+          <w:sz w:val="32"/>
+          <w:szCs w:val="32"/>
         </w:rPr>
         <w:t xml:space="preserve">LOMBA INOVASI DAERAH KOTA TARAKAN</w:t>
       </w:r>
     </w:p>
     <w:p>
       <w:pPr>
-        <w:spacing w:after="520" w:before="0" w:line="276" w:lineRule="auto"/>
+        <w:spacing w:after="480" w:before="0" w:line="276" w:lineRule="auto"/>
         <w:jc w:val="center"/>
       </w:pPr>
       <w:r>
@@ -44,15 +44,15 @@
           <w:rFonts w:ascii="Arial" w:cs="Arial" w:eastAsia="Arial" w:hAnsi="Arial"/>
           <w:b/>
           <w:bCs/>
-          <w:sz w:val="28"/>
-          <w:szCs w:val="28"/>
+          <w:sz w:val="32"/>
+          <w:szCs w:val="32"/>
         </w:rPr>
         <w:t xml:space="preserve">TAHUN 2026</w:t>
       </w:r>
     </w:p>
     <w:p>
       <w:pPr>
-        <w:spacing w:after="520" w:line="240" w:lineRule="auto"/>
+        <w:spacing w:after="480" w:line="240" w:lineRule="auto"/>
         <w:jc w:val="center"/>
       </w:pPr>
       <w:r>
@@ -98,7 +98,7 @@
     </w:p>
     <w:p>
       <w:pPr>
-        <w:spacing w:after="100" w:before="0" w:line="276" w:lineRule="auto"/>
+        <w:spacing w:after="60" w:before="0" w:line="276" w:lineRule="auto"/>
         <w:jc w:val="center"/>
       </w:pPr>
       <w:r>
@@ -106,8 +106,9 @@
           <w:rFonts w:ascii="Arial" w:cs="Arial" w:eastAsia="Arial" w:hAnsi="Arial"/>
           <w:b/>
           <w:bCs/>
-          <w:sz w:val="40"/>
-          <w:szCs w:val="40"/>
+          <w:color w:val="E8862A"/>
+          <w:sz w:val="36"/>
+          <w:szCs w:val="36"/>
         </w:rPr>
         <w:t xml:space="preserve">PROKOPIM HIBOT</w:t>
       </w:r>
@@ -115,7 +116,7 @@
     <w:p>
       <w:pPr>
         <w:spacing w:after="440" w:before="0" w:line="300" w:lineRule="auto"/>
-        <w:ind w:left="500" w:right="500"/>
+        <w:ind w:left="400" w:right="400"/>
         <w:jc w:val="center"/>
       </w:pPr>
       <w:r>
@@ -123,22 +124,23 @@
           <w:rFonts w:ascii="Arial" w:cs="Arial" w:eastAsia="Arial" w:hAnsi="Arial"/>
           <w:b/>
           <w:bCs/>
-          <w:sz w:val="26"/>
-          <w:szCs w:val="26"/>
+          <w:color w:val="E8862A"/>
+          <w:sz w:val="28"/>
+          <w:szCs w:val="28"/>
         </w:rPr>
         <w:t xml:space="preserve">Superapp Pelayanan Keprotokolan dan Komunikasi Pimpinan Pemerintah Kota Tarakan</w:t>
       </w:r>
     </w:p>
     <w:p>
       <w:pPr>
-        <w:spacing w:after="80" w:before="0" w:line="276" w:lineRule="auto"/>
+        <w:spacing w:after="60" w:before="0" w:line="276" w:lineRule="auto"/>
         <w:jc w:val="center"/>
       </w:pPr>
       <w:r>
         <w:rPr>
           <w:rFonts w:ascii="Arial" w:cs="Arial" w:eastAsia="Arial" w:hAnsi="Arial"/>
-          <w:b/>
-          <w:bCs/>
+          <w:b w:val="false"/>
+          <w:bCs w:val="false"/>
           <w:sz w:val="24"/>
           <w:szCs w:val="24"/>
         </w:rPr>
@@ -147,7 +149,7 @@
     </w:p>
     <w:p>
       <w:pPr>
-        <w:spacing w:after="440" w:before="0" w:line="276" w:lineRule="auto"/>
+        <w:spacing w:after="560" w:before="0" w:line="276" w:lineRule="auto"/>
         <w:ind w:left="500" w:right="500"/>
         <w:jc w:val="center"/>
       </w:pPr>
@@ -164,14 +166,14 @@
     </w:p>
     <w:p>
       <w:pPr>
-        <w:spacing w:after="80" w:before="0" w:line="276" w:lineRule="auto"/>
+        <w:spacing w:after="60" w:before="0" w:line="276" w:lineRule="auto"/>
         <w:jc w:val="center"/>
       </w:pPr>
       <w:r>
         <w:rPr>
           <w:rFonts w:ascii="Arial" w:cs="Arial" w:eastAsia="Arial" w:hAnsi="Arial"/>
-          <w:b/>
-          <w:bCs/>
+          <w:b w:val="false"/>
+          <w:bCs w:val="false"/>
           <w:sz w:val="24"/>
           <w:szCs w:val="24"/>
         </w:rPr>
@@ -266,8 +268,8 @@
       <w:r>
         <w:rPr>
           <w:rFonts w:ascii="Arial" w:cs="Arial" w:eastAsia="Arial" w:hAnsi="Arial"/>
-          <w:b/>
-          <w:bCs/>
+          <w:b w:val="false"/>
+          <w:bCs w:val="false"/>
           <w:sz w:val="24"/>
           <w:szCs w:val="24"/>
         </w:rPr>
@@ -282,8 +284,8 @@
       <w:r>
         <w:rPr>
           <w:rFonts w:ascii="Arial" w:cs="Arial" w:eastAsia="Arial" w:hAnsi="Arial"/>
-          <w:b/>
-          <w:bCs/>
+          <w:b w:val="false"/>
+          <w:bCs w:val="false"/>
           <w:sz w:val="24"/>
           <w:szCs w:val="24"/>
         </w:rPr>
@@ -292,16 +294,16 @@
     </w:p>
     <w:p>
       <w:pPr>
-        <w:spacing w:after="0" w:before="700" w:line="276" w:lineRule="auto"/>
+        <w:spacing w:after="0" w:before="640" w:line="276" w:lineRule="auto"/>
         <w:jc w:val="center"/>
       </w:pPr>
       <w:r>
         <w:rPr>
           <w:rFonts w:ascii="Arial" w:cs="Arial" w:eastAsia="Arial" w:hAnsi="Arial"/>
-          <w:b/>
-          <w:bCs/>
-          <w:sz w:val="26"/>
-          <w:szCs w:val="26"/>
+          <w:b w:val="false"/>
+          <w:bCs w:val="false"/>
+          <w:sz w:val="24"/>
+          <w:szCs w:val="24"/>
         </w:rPr>
         <w:t xml:space="preserve">KOTA TARAKAN</w:t>
       </w:r>
@@ -314,10 +316,10 @@
       <w:r>
         <w:rPr>
           <w:rFonts w:ascii="Arial" w:cs="Arial" w:eastAsia="Arial" w:hAnsi="Arial"/>
-          <w:b/>
-          <w:bCs/>
-          <w:sz w:val="26"/>
-          <w:szCs w:val="26"/>
+          <w:b w:val="false"/>
+          <w:bCs w:val="false"/>
+          <w:sz w:val="24"/>
+          <w:szCs w:val="24"/>
         </w:rPr>
         <w:t xml:space="preserve">TAHUN 2026</w:t>
       </w:r>
@@ -19628,7 +19630,6 @@
           <w:bCs/>
           <w:sz w:val="24"/>
           <w:szCs w:val="24"/>
-          <w:u w:val="single"/>
         </w:rPr>
         <w:t xml:space="preserve">PAKTA INTEGRITAS</w:t>
       </w:r>
@@ -19646,14 +19647,14 @@
         </w:tblBorders>
       </w:tblPr>
       <w:tblGrid>
-        <w:gridCol w:w="2460"/>
+        <w:gridCol w:w="3032"/>
         <w:gridCol w:w="250"/>
-        <w:gridCol w:w="6077"/>
+        <w:gridCol w:w="5505"/>
       </w:tblGrid>
       <w:tr>
         <w:tc>
           <w:tcPr>
-            <w:tcW w:type="dxa" w:w="2460"/>
+            <w:tcW w:type="dxa" w:w="3032"/>
             <w:tcBorders>
               <w:top w:val="none" w:color="FFFFFF" w:sz="0"/>
               <w:left w:val="none" w:color="FFFFFF" w:sz="0"/>
@@ -19717,7 +19718,7 @@
         </w:tc>
         <w:tc>
           <w:tcPr>
-            <w:tcW w:type="dxa" w:w="6077"/>
+            <w:tcW w:type="dxa" w:w="5505"/>
             <w:tcBorders>
               <w:top w:val="none" w:color="FFFFFF" w:sz="0"/>
               <w:left w:val="none" w:color="FFFFFF" w:sz="0"/>
@@ -19751,7 +19752,7 @@
       <w:tr>
         <w:tc>
           <w:tcPr>
-            <w:tcW w:type="dxa" w:w="2460"/>
+            <w:tcW w:type="dxa" w:w="3032"/>
             <w:tcBorders>
               <w:top w:val="none" w:color="FFFFFF" w:sz="0"/>
               <w:left w:val="none" w:color="FFFFFF" w:sz="0"/>
@@ -19815,7 +19816,7 @@
         </w:tc>
         <w:tc>
           <w:tcPr>
-            <w:tcW w:type="dxa" w:w="6077"/>
+            <w:tcW w:type="dxa" w:w="5505"/>
             <w:tcBorders>
               <w:top w:val="none" w:color="FFFFFF" w:sz="0"/>
               <w:left w:val="none" w:color="FFFFFF" w:sz="0"/>
@@ -19851,7 +19852,7 @@
       <w:tr>
         <w:tc>
           <w:tcPr>
-            <w:tcW w:type="dxa" w:w="2460"/>
+            <w:tcW w:type="dxa" w:w="3032"/>
             <w:tcBorders>
               <w:top w:val="none" w:color="FFFFFF" w:sz="0"/>
               <w:left w:val="none" w:color="FFFFFF" w:sz="0"/>
@@ -19915,7 +19916,7 @@
         </w:tc>
         <w:tc>
           <w:tcPr>
-            <w:tcW w:type="dxa" w:w="6077"/>
+            <w:tcW w:type="dxa" w:w="5505"/>
             <w:tcBorders>
               <w:top w:val="none" w:color="FFFFFF" w:sz="0"/>
               <w:left w:val="none" w:color="FFFFFF" w:sz="0"/>
@@ -19951,7 +19952,7 @@
       <w:tr>
         <w:tc>
           <w:tcPr>
-            <w:tcW w:type="dxa" w:w="2460"/>
+            <w:tcW w:type="dxa" w:w="3032"/>
             <w:tcBorders>
               <w:top w:val="none" w:color="FFFFFF" w:sz="0"/>
               <w:left w:val="none" w:color="FFFFFF" w:sz="0"/>
@@ -19977,7 +19978,21 @@
                 <w:sz w:val="22"/>
                 <w:szCs w:val="22"/>
               </w:rPr>
-              <w:t xml:space="preserve">Instansi</w:t>
+              <w:t xml:space="preserve">Instansi/sekolah/</w:t>
+            </w:r>
+          </w:p>
+          <w:p>
+            <w:pPr>
+              <w:spacing w:after="0" w:line="240" w:lineRule="auto"/>
+              <w:jc w:val="left"/>
+            </w:pPr>
+            <w:r>
+              <w:rPr>
+                <w:rFonts w:ascii="Arial" w:cs="Arial" w:eastAsia="Arial" w:hAnsi="Arial"/>
+                <w:sz w:val="22"/>
+                <w:szCs w:val="22"/>
+              </w:rPr>
+              <w:t xml:space="preserve">perguruan tinggi/komunitas</w:t>
             </w:r>
           </w:p>
         </w:tc>
@@ -20015,7 +20030,7 @@
         </w:tc>
         <w:tc>
           <w:tcPr>
-            <w:tcW w:type="dxa" w:w="6077"/>
+            <w:tcW w:type="dxa" w:w="5505"/>
             <w:tcBorders>
               <w:top w:val="none" w:color="FFFFFF" w:sz="0"/>
               <w:left w:val="none" w:color="FFFFFF" w:sz="0"/>
@@ -20049,7 +20064,7 @@
       <w:tr>
         <w:tc>
           <w:tcPr>
-            <w:tcW w:type="dxa" w:w="2460"/>
+            <w:tcW w:type="dxa" w:w="3032"/>
             <w:tcBorders>
               <w:top w:val="none" w:color="FFFFFF" w:sz="0"/>
               <w:left w:val="none" w:color="FFFFFF" w:sz="0"/>
@@ -20113,7 +20128,7 @@
         </w:tc>
         <w:tc>
           <w:tcPr>
-            <w:tcW w:type="dxa" w:w="6077"/>
+            <w:tcW w:type="dxa" w:w="5505"/>
             <w:tcBorders>
               <w:top w:val="none" w:color="FFFFFF" w:sz="0"/>
               <w:left w:val="none" w:color="FFFFFF" w:sz="0"/>
@@ -20147,7 +20162,7 @@
       <w:tr>
         <w:tc>
           <w:tcPr>
-            <w:tcW w:type="dxa" w:w="2460"/>
+            <w:tcW w:type="dxa" w:w="3032"/>
             <w:tcBorders>
               <w:top w:val="none" w:color="FFFFFF" w:sz="0"/>
               <w:left w:val="none" w:color="FFFFFF" w:sz="0"/>
@@ -20211,7 +20226,7 @@
         </w:tc>
         <w:tc>
           <w:tcPr>
-            <w:tcW w:type="dxa" w:w="6077"/>
+            <w:tcW w:type="dxa" w:w="5505"/>
             <w:tcBorders>
               <w:top w:val="none" w:color="FFFFFF" w:sz="0"/>
               <w:left w:val="none" w:color="FFFFFF" w:sz="0"/>
@@ -20245,7 +20260,7 @@
       <w:tr>
         <w:tc>
           <w:tcPr>
-            <w:tcW w:type="dxa" w:w="2460"/>
+            <w:tcW w:type="dxa" w:w="3032"/>
             <w:tcBorders>
               <w:top w:val="none" w:color="FFFFFF" w:sz="0"/>
               <w:left w:val="none" w:color="FFFFFF" w:sz="0"/>
@@ -20309,7 +20324,7 @@
         </w:tc>
         <w:tc>
           <w:tcPr>
-            <w:tcW w:type="dxa" w:w="6077"/>
+            <w:tcW w:type="dxa" w:w="5505"/>
             <w:tcBorders>
               <w:top w:val="none" w:color="FFFFFF" w:sz="0"/>
               <w:left w:val="none" w:color="FFFFFF" w:sz="0"/>
@@ -20345,7 +20360,7 @@
       <w:tr>
         <w:tc>
           <w:tcPr>
-            <w:tcW w:type="dxa" w:w="2460"/>
+            <w:tcW w:type="dxa" w:w="3032"/>
             <w:tcBorders>
               <w:top w:val="none" w:color="FFFFFF" w:sz="0"/>
               <w:left w:val="none" w:color="FFFFFF" w:sz="0"/>
@@ -20371,7 +20386,7 @@
                 <w:sz w:val="22"/>
                 <w:szCs w:val="22"/>
               </w:rPr>
-              <w:t xml:space="preserve">Judul inovasi</w:t>
+              <w:t xml:space="preserve">Judul inovasi/gagasan</w:t>
             </w:r>
           </w:p>
         </w:tc>
@@ -20409,7 +20424,7 @@
         </w:tc>
         <w:tc>
           <w:tcPr>
-            <w:tcW w:type="dxa" w:w="6077"/>
+            <w:tcW w:type="dxa" w:w="5505"/>
             <w:tcBorders>
               <w:top w:val="none" w:color="FFFFFF" w:sz="0"/>
               <w:left w:val="none" w:color="FFFFFF" w:sz="0"/>
@@ -20443,7 +20458,7 @@
       <w:tr>
         <w:tc>
           <w:tcPr>
-            <w:tcW w:type="dxa" w:w="2460"/>
+            <w:tcW w:type="dxa" w:w="3032"/>
             <w:tcBorders>
               <w:top w:val="none" w:color="FFFFFF" w:sz="0"/>
               <w:left w:val="none" w:color="FFFFFF" w:sz="0"/>
@@ -20507,7 +20522,7 @@
         </w:tc>
         <w:tc>
           <w:tcPr>
-            <w:tcW w:type="dxa" w:w="6077"/>
+            <w:tcW w:type="dxa" w:w="5505"/>
             <w:tcBorders>
               <w:top w:val="none" w:color="FFFFFF" w:sz="0"/>
               <w:left w:val="none" w:color="FFFFFF" w:sz="0"/>
@@ -20541,7 +20556,7 @@
     </w:tbl>
     <w:p>
       <w:pPr>
-        <w:spacing w:after="100" w:before="120" w:line="276" w:lineRule="auto"/>
+        <w:spacing w:after="100" w:before="240" w:line="276" w:lineRule="auto"/>
         <w:jc w:val="both"/>
       </w:pPr>
       <w:r>
@@ -20588,7 +20603,7 @@
           <w:sz w:val="22"/>
           <w:szCs w:val="22"/>
         </w:rPr>
-        <w:t xml:space="preserve">Inovasi merupakan karya asli dan tidak melanggar hak kekayaan intelektual pihak lain.</w:t>
+        <w:t xml:space="preserve">Inovasi atau gagasan merupakan karya asli dan tidak melanggar hak kekayaan intelektual pihak lain.</w:t>
       </w:r>
     </w:p>
     <w:p>
@@ -20626,7 +20641,7 @@
           <w:sz w:val="22"/>
           <w:szCs w:val="22"/>
         </w:rPr>
-        <w:t xml:space="preserve">Kami bersedia mengikuti seluruh tahapan penilaian, memberikan klarifikasi, dan menerima verifikasi.</w:t>
+        <w:t xml:space="preserve">Saya/kami bersedia mengikuti seluruh tahapan penilaian, memberikan klarifikasi, dan menerima verifikasi.</w:t>
       </w:r>
     </w:p>
     <w:p>
@@ -20645,7 +20660,7 @@
           <w:sz w:val="22"/>
           <w:szCs w:val="22"/>
         </w:rPr>
-        <w:t xml:space="preserve">Kami memberikan izin non-eksklusif kepada penyelenggara untuk mempublikasikan ringkasan, foto, dan video untuk kepentingan promosi dan pembelajaran inovasi daerah dengan mencantumkan nama inovator.</w:t>
+        <w:t xml:space="preserve">Saya/kami memberikan izin non-eksklusif kepada penyelenggara untuk mempublikasikan ringkasan, foto, dan video untuk kepentingan promosi dan pembelajaran inovasi daerah dengan mencantumkan nama inovator.</w:t>
       </w:r>
     </w:p>
     <w:p>
@@ -20664,371 +20679,65 @@
           <w:sz w:val="22"/>
           <w:szCs w:val="22"/>
         </w:rPr>
-        <w:t xml:space="preserve">Kami bersedia menerima diskualifikasi atau pencabutan penghargaan apabila pernyataan ini terbukti tidak benar.</w:t>
-      </w:r>
-    </w:p>
-    <w:tbl>
-      <w:tblPr>
-        <w:tblW w:type="dxa" w:w="8787"/>
-        <w:tblBorders>
-          <w:top w:val="single" w:color="auto" w:sz="4"/>
-          <w:left w:val="single" w:color="auto" w:sz="4"/>
-          <w:bottom w:val="single" w:color="auto" w:sz="4"/>
-          <w:right w:val="single" w:color="auto" w:sz="4"/>
-          <w:insideH w:val="single" w:color="auto" w:sz="4"/>
-          <w:insideV w:val="single" w:color="auto" w:sz="4"/>
-        </w:tblBorders>
-      </w:tblPr>
-      <w:tblGrid>
-        <w:gridCol w:w="2460"/>
-        <w:gridCol w:w="250"/>
-        <w:gridCol w:w="6077"/>
-      </w:tblGrid>
-      <w:tr>
-        <w:tc>
-          <w:tcPr>
-            <w:tcW w:type="dxa" w:w="2460"/>
-            <w:tcBorders>
-              <w:top w:val="none" w:color="FFFFFF" w:sz="0"/>
-              <w:left w:val="none" w:color="FFFFFF" w:sz="0"/>
-              <w:bottom w:val="none" w:color="FFFFFF" w:sz="0"/>
-              <w:right w:val="none" w:color="FFFFFF" w:sz="0"/>
-            </w:tcBorders>
-            <w:tcMar>
-              <w:top w:type="dxa" w:w="40"/>
-              <w:left w:type="dxa" w:w="90"/>
-              <w:bottom w:type="dxa" w:w="40"/>
-              <w:right w:type="dxa" w:w="90"/>
-            </w:tcMar>
-            <w:vAlign w:val="top"/>
-          </w:tcPr>
-          <w:p>
-            <w:pPr>
-              <w:spacing w:after="0" w:line="240" w:lineRule="auto"/>
-              <w:jc w:val="left"/>
-            </w:pPr>
-            <w:r>
-              <w:rPr>
-                <w:rFonts w:ascii="Arial" w:cs="Arial" w:eastAsia="Arial" w:hAnsi="Arial"/>
-                <w:sz w:val="22"/>
-                <w:szCs w:val="22"/>
-              </w:rPr>
-              <w:t xml:space="preserve">Dibuat di</w:t>
-            </w:r>
-          </w:p>
-        </w:tc>
-        <w:tc>
-          <w:tcPr>
-            <w:tcW w:type="dxa" w:w="250"/>
-            <w:tcBorders>
-              <w:top w:val="none" w:color="FFFFFF" w:sz="0"/>
-              <w:left w:val="none" w:color="FFFFFF" w:sz="0"/>
-              <w:bottom w:val="none" w:color="FFFFFF" w:sz="0"/>
-              <w:right w:val="none" w:color="FFFFFF" w:sz="0"/>
-            </w:tcBorders>
-            <w:tcMar>
-              <w:top w:type="dxa" w:w="40"/>
-              <w:left w:type="dxa" w:w="90"/>
-              <w:bottom w:type="dxa" w:w="40"/>
-              <w:right w:type="dxa" w:w="90"/>
-            </w:tcMar>
-            <w:vAlign w:val="top"/>
-          </w:tcPr>
-          <w:p>
-            <w:pPr>
-              <w:spacing w:after="0" w:line="240" w:lineRule="auto"/>
-              <w:jc w:val="left"/>
-            </w:pPr>
-            <w:r>
-              <w:rPr>
-                <w:rFonts w:ascii="Arial" w:cs="Arial" w:eastAsia="Arial" w:hAnsi="Arial"/>
-                <w:sz w:val="22"/>
-                <w:szCs w:val="22"/>
-              </w:rPr>
-              <w:t xml:space="preserve">:</w:t>
-            </w:r>
-          </w:p>
-        </w:tc>
-        <w:tc>
-          <w:tcPr>
-            <w:tcW w:type="dxa" w:w="6077"/>
-            <w:tcBorders>
-              <w:top w:val="none" w:color="FFFFFF" w:sz="0"/>
-              <w:left w:val="none" w:color="FFFFFF" w:sz="0"/>
-              <w:bottom w:val="none" w:color="FFFFFF" w:sz="0"/>
-              <w:right w:val="none" w:color="FFFFFF" w:sz="0"/>
-            </w:tcBorders>
-            <w:tcMar>
-              <w:top w:type="dxa" w:w="40"/>
-              <w:left w:type="dxa" w:w="90"/>
-              <w:bottom w:type="dxa" w:w="40"/>
-              <w:right w:type="dxa" w:w="90"/>
-            </w:tcMar>
-            <w:vAlign w:val="top"/>
-          </w:tcPr>
-          <w:p>
-            <w:pPr>
-              <w:spacing w:after="0" w:line="240" w:lineRule="auto"/>
-              <w:jc w:val="left"/>
-            </w:pPr>
-            <w:r>
-              <w:rPr>
-                <w:rFonts w:ascii="Arial" w:cs="Arial" w:eastAsia="Arial" w:hAnsi="Arial"/>
-                <w:sz w:val="22"/>
-                <w:szCs w:val="22"/>
-              </w:rPr>
-              <w:t xml:space="preserve">Tarakan</w:t>
-            </w:r>
-          </w:p>
-        </w:tc>
-      </w:tr>
-      <w:tr>
-        <w:tc>
-          <w:tcPr>
-            <w:tcW w:type="dxa" w:w="2460"/>
-            <w:tcBorders>
-              <w:top w:val="none" w:color="FFFFFF" w:sz="0"/>
-              <w:left w:val="none" w:color="FFFFFF" w:sz="0"/>
-              <w:bottom w:val="none" w:color="FFFFFF" w:sz="0"/>
-              <w:right w:val="none" w:color="FFFFFF" w:sz="0"/>
-            </w:tcBorders>
-            <w:tcMar>
-              <w:top w:type="dxa" w:w="40"/>
-              <w:left w:type="dxa" w:w="90"/>
-              <w:bottom w:type="dxa" w:w="40"/>
-              <w:right w:type="dxa" w:w="90"/>
-            </w:tcMar>
-            <w:vAlign w:val="top"/>
-          </w:tcPr>
-          <w:p>
-            <w:pPr>
-              <w:spacing w:after="0" w:line="240" w:lineRule="auto"/>
-              <w:jc w:val="left"/>
-            </w:pPr>
-            <w:r>
-              <w:rPr>
-                <w:rFonts w:ascii="Arial" w:cs="Arial" w:eastAsia="Arial" w:hAnsi="Arial"/>
-                <w:sz w:val="22"/>
-                <w:szCs w:val="22"/>
-              </w:rPr>
-              <w:t xml:space="preserve">Tanggal</w:t>
-            </w:r>
-          </w:p>
-        </w:tc>
-        <w:tc>
-          <w:tcPr>
-            <w:tcW w:type="dxa" w:w="250"/>
-            <w:tcBorders>
-              <w:top w:val="none" w:color="FFFFFF" w:sz="0"/>
-              <w:left w:val="none" w:color="FFFFFF" w:sz="0"/>
-              <w:bottom w:val="none" w:color="FFFFFF" w:sz="0"/>
-              <w:right w:val="none" w:color="FFFFFF" w:sz="0"/>
-            </w:tcBorders>
-            <w:tcMar>
-              <w:top w:type="dxa" w:w="40"/>
-              <w:left w:type="dxa" w:w="90"/>
-              <w:bottom w:type="dxa" w:w="40"/>
-              <w:right w:type="dxa" w:w="90"/>
-            </w:tcMar>
-            <w:vAlign w:val="top"/>
-          </w:tcPr>
-          <w:p>
-            <w:pPr>
-              <w:spacing w:after="0" w:line="240" w:lineRule="auto"/>
-              <w:jc w:val="left"/>
-            </w:pPr>
-            <w:r>
-              <w:rPr>
-                <w:rFonts w:ascii="Arial" w:cs="Arial" w:eastAsia="Arial" w:hAnsi="Arial"/>
-                <w:sz w:val="22"/>
-                <w:szCs w:val="22"/>
-              </w:rPr>
-              <w:t xml:space="preserve">:</w:t>
-            </w:r>
-          </w:p>
-        </w:tc>
-        <w:tc>
-          <w:tcPr>
-            <w:tcW w:type="dxa" w:w="6077"/>
-            <w:tcBorders>
-              <w:top w:val="none" w:color="FFFFFF" w:sz="0"/>
-              <w:left w:val="none" w:color="FFFFFF" w:sz="0"/>
-              <w:bottom w:val="none" w:color="FFFFFF" w:sz="0"/>
-              <w:right w:val="none" w:color="FFFFFF" w:sz="0"/>
-            </w:tcBorders>
-            <w:tcMar>
-              <w:top w:type="dxa" w:w="40"/>
-              <w:left w:type="dxa" w:w="90"/>
-              <w:bottom w:type="dxa" w:w="40"/>
-              <w:right w:type="dxa" w:w="90"/>
-            </w:tcMar>
-            <w:vAlign w:val="top"/>
-          </w:tcPr>
-          <w:p>
-            <w:pPr>
-              <w:spacing w:after="0" w:line="240" w:lineRule="auto"/>
-              <w:jc w:val="left"/>
-            </w:pPr>
-            <w:r>
-              <w:rPr>
-                <w:rFonts w:ascii="Arial" w:cs="Arial" w:eastAsia="Arial" w:hAnsi="Arial"/>
-                <w:sz w:val="22"/>
-                <w:szCs w:val="22"/>
-              </w:rPr>
-              <w:t xml:space="preserve">........ Oktober 2026</w:t>
-            </w:r>
-          </w:p>
-        </w:tc>
-      </w:tr>
-    </w:tbl>
-    <w:p>
-      <w:pPr>
-        <w:spacing w:after="0"/>
-      </w:pPr>
-    </w:p>
-    <w:tbl>
-      <w:tblPr>
-        <w:tblW w:type="dxa" w:w="8787"/>
-        <w:tblBorders>
-          <w:top w:val="single" w:color="auto" w:sz="4"/>
-          <w:left w:val="single" w:color="auto" w:sz="4"/>
-          <w:bottom w:val="single" w:color="auto" w:sz="4"/>
-          <w:right w:val="single" w:color="auto" w:sz="4"/>
-          <w:insideH w:val="single" w:color="auto" w:sz="4"/>
-          <w:insideV w:val="single" w:color="auto" w:sz="4"/>
-        </w:tblBorders>
-      </w:tblPr>
-      <w:tblGrid>
-        <w:gridCol w:w="4394"/>
-        <w:gridCol w:w="4393"/>
-      </w:tblGrid>
-      <w:tr>
-        <w:tc>
-          <w:tcPr>
-            <w:tcW w:type="dxa" w:w="4394"/>
-            <w:tcBorders>
-              <w:top w:val="none" w:color="FFFFFF" w:sz="0"/>
-              <w:left w:val="none" w:color="FFFFFF" w:sz="0"/>
-              <w:bottom w:val="none" w:color="FFFFFF" w:sz="0"/>
-              <w:right w:val="none" w:color="FFFFFF" w:sz="0"/>
-            </w:tcBorders>
-            <w:tcMar>
-              <w:top w:type="dxa" w:w="40"/>
-              <w:left w:type="dxa" w:w="90"/>
-              <w:bottom w:type="dxa" w:w="40"/>
-              <w:right w:type="dxa" w:w="90"/>
-            </w:tcMar>
-            <w:vAlign w:val="top"/>
-          </w:tcPr>
-          <w:p>
-            <w:pPr>
-              <w:spacing w:after="0" w:line="240" w:lineRule="auto"/>
-              <w:jc w:val="left"/>
-            </w:pPr>
-          </w:p>
-        </w:tc>
-        <w:tc>
-          <w:tcPr>
-            <w:tcW w:type="dxa" w:w="4393"/>
-            <w:tcBorders>
-              <w:top w:val="none" w:color="FFFFFF" w:sz="0"/>
-              <w:left w:val="none" w:color="FFFFFF" w:sz="0"/>
-              <w:bottom w:val="none" w:color="FFFFFF" w:sz="0"/>
-              <w:right w:val="none" w:color="FFFFFF" w:sz="0"/>
-            </w:tcBorders>
-            <w:tcMar>
-              <w:top w:type="dxa" w:w="40"/>
-              <w:left w:type="dxa" w:w="90"/>
-              <w:bottom w:type="dxa" w:w="40"/>
-              <w:right w:type="dxa" w:w="90"/>
-            </w:tcMar>
-            <w:vAlign w:val="top"/>
-          </w:tcPr>
-          <w:p>
-            <w:pPr>
-              <w:spacing w:after="0" w:line="240" w:lineRule="auto"/>
-              <w:jc w:val="left"/>
-            </w:pPr>
-            <w:r>
-              <w:rPr>
-                <w:rFonts w:ascii="Arial" w:cs="Arial" w:eastAsia="Arial" w:hAnsi="Arial"/>
-                <w:sz w:val="22"/>
-                <w:szCs w:val="22"/>
-              </w:rPr>
-              <w:t xml:space="preserve">Yang membuat pernyataan,</w:t>
-            </w:r>
-          </w:p>
-          <w:p>
-            <w:pPr>
-              <w:spacing w:after="0" w:line="240" w:lineRule="auto"/>
-              <w:jc w:val="left"/>
-            </w:pPr>
-            <w:r>
-              <w:rPr>
-                <w:rFonts w:ascii="Arial" w:cs="Arial" w:eastAsia="Arial" w:hAnsi="Arial"/>
-                <w:sz w:val="22"/>
-                <w:szCs w:val="22"/>
-              </w:rPr>
-              <w:t xml:space="preserve">Ketua Tim Inovasi Prokopim Hibot,</w:t>
-            </w:r>
-          </w:p>
-          <w:p>
-            <w:pPr>
-              <w:spacing w:after="0" w:line="240" w:lineRule="auto"/>
-              <w:jc w:val="left"/>
-            </w:pPr>
-          </w:p>
-          <w:p>
-            <w:pPr>
-              <w:spacing w:after="0" w:line="240" w:lineRule="auto"/>
-              <w:jc w:val="left"/>
-            </w:pPr>
-          </w:p>
-          <w:p>
-            <w:pPr>
-              <w:spacing w:after="0" w:line="240" w:lineRule="auto"/>
-              <w:jc w:val="left"/>
-            </w:pPr>
-          </w:p>
-          <w:p>
-            <w:pPr>
-              <w:spacing w:after="0" w:line="240" w:lineRule="auto"/>
-              <w:jc w:val="left"/>
-            </w:pPr>
-          </w:p>
-          <w:p>
-            <w:pPr>
-              <w:spacing w:after="0" w:line="240" w:lineRule="auto"/>
-              <w:jc w:val="left"/>
-            </w:pPr>
-            <w:r>
-              <w:rPr>
-                <w:rFonts w:ascii="Arial" w:cs="Arial" w:eastAsia="Arial" w:hAnsi="Arial"/>
-                <w:b/>
-                <w:bCs/>
-                <w:sz w:val="22"/>
-                <w:szCs w:val="22"/>
-              </w:rPr>
-              <w:t xml:space="preserve">Anugrah Yega Pranatha, M.Si.</w:t>
-            </w:r>
-          </w:p>
-          <w:p>
-            <w:pPr>
-              <w:spacing w:after="0" w:line="240" w:lineRule="auto"/>
-              <w:jc w:val="left"/>
-            </w:pPr>
-            <w:r>
-              <w:rPr>
-                <w:rFonts w:ascii="Arial" w:cs="Arial" w:eastAsia="Arial" w:hAnsi="Arial"/>
-                <w:sz w:val="22"/>
-                <w:szCs w:val="22"/>
-              </w:rPr>
-              <w:t xml:space="preserve">NIP 198811032007011003</w:t>
-            </w:r>
-          </w:p>
-        </w:tc>
-      </w:tr>
-    </w:tbl>
+        <w:t xml:space="preserve">Saya/kami bersedia menerima diskualifikasi atau pencabutan penghargaan apabila pernyataan ini terbukti tidak benar.</w:t>
+      </w:r>
+    </w:p>
+    <w:p>
+      <w:pPr>
+        <w:spacing w:after="0" w:before="240" w:line="276" w:lineRule="auto"/>
+        <w:jc w:val="both"/>
+      </w:pPr>
+      <w:r>
+        <w:rPr>
+          <w:rFonts w:ascii="Arial" w:cs="Arial" w:eastAsia="Arial" w:hAnsi="Arial"/>
+          <w:sz w:val="22"/>
+          <w:szCs w:val="22"/>
+        </w:rPr>
+        <w:t xml:space="preserve">Dibuat di : Tarakan</w:t>
+      </w:r>
+    </w:p>
+    <w:p>
+      <w:pPr>
+        <w:spacing w:after="240" w:before="0" w:line="276" w:lineRule="auto"/>
+        <w:jc w:val="both"/>
+      </w:pPr>
+      <w:r>
+        <w:rPr>
+          <w:rFonts w:ascii="Arial" w:cs="Arial" w:eastAsia="Arial" w:hAnsi="Arial"/>
+          <w:sz w:val="22"/>
+          <w:szCs w:val="22"/>
+        </w:rPr>
+        <w:t xml:space="preserve">Tanggal : ........ Oktober 2026</w:t>
+      </w:r>
+    </w:p>
+    <w:p>
+      <w:pPr>
+        <w:spacing w:after="1300" w:before="0" w:line="276" w:lineRule="auto"/>
+        <w:jc w:val="both"/>
+      </w:pPr>
+      <w:r>
+        <w:rPr>
+          <w:rFonts w:ascii="Arial" w:cs="Arial" w:eastAsia="Arial" w:hAnsi="Arial"/>
+          <w:sz w:val="22"/>
+          <w:szCs w:val="22"/>
+        </w:rPr>
+        <w:t xml:space="preserve">Yang membuat pernyataan,</w:t>
+      </w:r>
+    </w:p>
+    <w:p>
+      <w:pPr>
+        <w:spacing w:after="100" w:before="0" w:line="276" w:lineRule="auto"/>
+        <w:jc w:val="both"/>
+      </w:pPr>
+      <w:r>
+        <w:rPr>
+          <w:rFonts w:ascii="Arial" w:cs="Arial" w:eastAsia="Arial" w:hAnsi="Arial"/>
+          <w:sz w:val="22"/>
+          <w:szCs w:val="22"/>
+        </w:rPr>
+        <w:t xml:space="preserve">(Anugrah Yega Pranatha, M.Si.)</w:t>
+      </w:r>
+    </w:p>
     <w:p>
       <w:r>
         <w:br w:type="page"/>

--- a/docs/lomba/tarakan/Proposal-Tarakan-Prokopim-Hibot.docx
+++ b/docs/lomba/tarakan/Proposal-Tarakan-Prokopim-Hibot.docx
@@ -709,7 +709,7 @@
           <w:sz w:val="20"/>
           <w:szCs w:val="20"/>
         </w:rPr>
-        <w:t xml:space="preserve">6.5 Perbedaan dari Cara Lama dan Solusi Sejenis	9</w:t>
+        <w:t xml:space="preserve">6.5 Perbedaan dari Cara Lama dan Solusi Sejenis	10</w:t>
       </w:r>
     </w:p>
     <w:p>
@@ -994,7 +994,7 @@
           <w:sz w:val="20"/>
           <w:szCs w:val="20"/>
         </w:rPr>
-        <w:t xml:space="preserve">9.4 Mutu Layanan dan Akuntabilitas	14</w:t>
+        <w:t xml:space="preserve">9.4 Mutu Layanan dan Akuntabilitas	15</w:t>
       </w:r>
     </w:p>
     <w:p>
@@ -1070,7 +1070,7 @@
           <w:sz w:val="20"/>
           <w:szCs w:val="20"/>
         </w:rPr>
-        <w:t xml:space="preserve">9.8 Kepuasan Pengguna	15</w:t>
+        <w:t xml:space="preserve">9.8 Kepuasan Pengguna	16</w:t>
       </w:r>
     </w:p>
     <w:p>
@@ -1108,7 +1108,7 @@
           <w:sz w:val="20"/>
           <w:szCs w:val="20"/>
         </w:rPr>
-        <w:t xml:space="preserve">10.1 Rencana Pengembangan	16</w:t>
+        <w:t xml:space="preserve">10.1 Rencana Pengembangan	17</w:t>
       </w:r>
     </w:p>
     <w:p>
@@ -1184,7 +1184,7 @@
           <w:sz w:val="20"/>
           <w:szCs w:val="20"/>
         </w:rPr>
-        <w:t xml:space="preserve">11.2 Syarat Replikasi	17</w:t>
+        <w:t xml:space="preserve">11.2 Syarat Replikasi	18</w:t>
       </w:r>
     </w:p>
     <w:p>
@@ -1203,7 +1203,7 @@
           <w:sz w:val="20"/>
           <w:szCs w:val="20"/>
         </w:rPr>
-        <w:t xml:space="preserve">11.3 Dokumentasi Pengetahuan	17</w:t>
+        <w:t xml:space="preserve">11.3 Dokumentasi Pengetahuan	18</w:t>
       </w:r>
     </w:p>
     <w:p>
@@ -1222,7 +1222,7 @@
           <w:sz w:val="20"/>
           <w:szCs w:val="20"/>
         </w:rPr>
-        <w:t xml:space="preserve">11.4 Diseminasi dan Publikasi	17</w:t>
+        <w:t xml:space="preserve">11.4 Diseminasi dan Publikasi	18</w:t>
       </w:r>
     </w:p>
     <w:p>
@@ -7864,7 +7864,7 @@
                 <w:sz w:val="20"/>
                 <w:szCs w:val="20"/>
               </w:rPr>
-              <w:t xml:space="preserve">Permohonan daring berjenjang; otomatis menjadi agenda bila disetujui</w:t>
+              <w:t xml:space="preserve">Permohonan daring berjenjang dengan pemberitahuan bertahap yang tidak membebani Pimpinan; otomatis menjadi agenda bila disetujui</w:t>
             </w:r>
           </w:p>
         </w:tc>
@@ -8951,6 +8951,64 @@
           <w:szCs w:val="22"/>
         </w:rPr>
         <w:t xml:space="preserve"> Generator undangan menghasilkan PDF berhuruf Arial yang langsung dapat diunggah ke Srikandi; letak kode QR tanda tangan elektronik telah disesuaikan, dan ruang rapat Imbaya atau Kenawai dapat diperiksa ketersediaannya serta dipesan sekaligus dari formulir yang sama.</w:t>
+      </w:r>
+    </w:p>
+    <w:p>
+      <w:pPr>
+        <w:pStyle w:val="ListParagraph"/>
+        <w:numPr>
+          <w:ilvl w:val="0"/>
+          <w:numId w:val="5"/>
+        </w:numPr>
+        <w:spacing w:after="60" w:line="276" w:lineRule="auto"/>
+        <w:jc w:val="both"/>
+      </w:pPr>
+      <w:r>
+        <w:rPr>
+          <w:rFonts w:ascii="Arial" w:cs="Arial" w:eastAsia="Arial" w:hAnsi="Arial"/>
+          <w:b/>
+          <w:bCs/>
+          <w:sz w:val="22"/>
+          <w:szCs w:val="22"/>
+        </w:rPr>
+        <w:t xml:space="preserve">Pelindungan data pribadi sejak formulir.</w:t>
+      </w:r>
+      <w:r>
+        <w:rPr>
+          <w:rFonts w:ascii="Arial" w:cs="Arial" w:eastAsia="Arial" w:hAnsi="Arial"/>
+          <w:sz w:val="22"/>
+          <w:szCs w:val="22"/>
+        </w:rPr>
+        <w:t xml:space="preserve"> Formulir audiensi dan peminjaman ruangan mensyaratkan persetujuan eksplisit atas Kebijakan Privasi dan Ketentuan Penggunaan sesuai Undang-Undang Nomor 27 Tahun 2022; waktu persetujuan dan versi kebijakan dicatat sebagai bukti, dan peladen menolak pengajuan tanpa persetujuan.</w:t>
+      </w:r>
+    </w:p>
+    <w:p>
+      <w:pPr>
+        <w:pStyle w:val="ListParagraph"/>
+        <w:numPr>
+          <w:ilvl w:val="0"/>
+          <w:numId w:val="5"/>
+        </w:numPr>
+        <w:spacing w:after="60" w:line="276" w:lineRule="auto"/>
+        <w:jc w:val="both"/>
+      </w:pPr>
+      <w:r>
+        <w:rPr>
+          <w:rFonts w:ascii="Arial" w:cs="Arial" w:eastAsia="Arial" w:hAnsi="Arial"/>
+          <w:b/>
+          <w:bCs/>
+          <w:sz w:val="22"/>
+          <w:szCs w:val="22"/>
+        </w:rPr>
+        <w:t xml:space="preserve">Pengiriman WhatsApp yang dapat diperiksa.</w:t>
+      </w:r>
+      <w:r>
+        <w:rPr>
+          <w:rFonts w:ascii="Arial" w:cs="Arial" w:eastAsia="Arial" w:hAnsi="Arial"/>
+          <w:sz w:val="22"/>
+          <w:szCs w:val="22"/>
+        </w:rPr>
+        <w:t xml:space="preserve"> Setiap pesan WhatsApp yang dikirim aplikasi tercatat beserta status terkirimnya, pemakaian kuota terpantau, dan pesan yang gagal karena perangkat gerbang pesan terputus dapat dikirim ulang sekaligus.</w:t>
       </w:r>
     </w:p>
     <w:p>
@@ -12006,7 +12064,7 @@
                 <w:sz w:val="20"/>
                 <w:szCs w:val="20"/>
               </w:rPr>
-              <w:t xml:space="preserve">Generator undangan siap tanda tangan elektronik Srikandi; pemesanan ruang rapat Imbaya dan Kenawai langsung dari formulir undangan; pratinjau undangan pada telepon pintar</w:t>
+              <w:t xml:space="preserve">Generator undangan siap tanda tangan elektronik Srikandi dengan pemesanan ruang rapat Imbaya dan Kenawai; masuk tanpa kata sandi (sidik jari atau Face ID, dan akun Google); pemantauan dan kirim ulang pesan WhatsApp; zona waktu WIB, WITA, dan WIT untuk perjalanan dinas; Kebijakan Privasi dan Ketentuan Penggunaan dengan persetujuan eksplisit pada formulir publik; peladen dipindahkan ke Singapura agar lebih cepat diakses</w:t>
             </w:r>
           </w:p>
         </w:tc>
@@ -12029,7 +12087,7 @@
           <w:sz w:val="22"/>
           <w:szCs w:val="22"/>
         </w:rPr>
-        <w:t xml:space="preserve">Sepanjang Maret sampai awal Oktober 2026 tercatat lebih dari 580 pembaruan aplikasi dalam lebih dari 90 hari pengembangan. Sebagian besar pembaruan berangkat dari kendala yang dilaporkan pengguna, sehingga aplikasi berkembang mengikuti kebutuhan nyata.</w:t>
+        <w:t xml:space="preserve">Sepanjang Maret sampai awal Oktober 2026 tercatat lebih dari 140 pembaruan aplikasi dalam lebih dari 30 hari pengembangan. Sebagian besar pembaruan berangkat dari kendala yang dilaporkan pengguna, sehingga aplikasi berkembang mengikuti kebutuhan nyata.</w:t>
       </w:r>
     </w:p>
     <w:p>
@@ -16979,7 +17037,7 @@
                 <w:sz w:val="20"/>
                 <w:szCs w:val="20"/>
               </w:rPr>
-              <w:t xml:space="preserve">Pembaruan berkelanjutan berdasarkan masukan pengguna; lebih dari 580 pembaruan sejak Maret 2026</w:t>
+              <w:t xml:space="preserve">Pembaruan berkelanjutan berdasarkan masukan pengguna; lebih dari 140 pembaruan sejak Maret 2026</w:t>
             </w:r>
           </w:p>
         </w:tc>
@@ -17933,7 +17991,7 @@
                 <w:sz w:val="20"/>
                 <w:szCs w:val="20"/>
               </w:rPr>
-              <w:t xml:space="preserve">Kanal publik tidak menampilkan identitas maupun kontak pemohon; penelusuran menuntut kode lengkap; pengetatan kebijakan akses basis data berjalan bertahap</w:t>
+              <w:t xml:space="preserve">Kebijakan Privasi dan persetujuan eksplisit pemohon (UU 27/2022); kanal publik tidak menampilkan identitas maupun kontak pemohon; penelusuran menuntut kode lengkap; pengetatan kebijakan akses basis data berjalan bertahap</w:t>
             </w:r>
           </w:p>
         </w:tc>
@@ -20768,10 +20826,8 @@
           <w:rFonts w:ascii="Arial" w:cs="Arial" w:eastAsia="Arial" w:hAnsi="Arial"/>
           <w:sz w:val="22"/>
           <w:szCs w:val="22"/>
-          <w:highlight w:val="yellow"/>
-          <w:highlightCs w:val="yellow"/>
-        </w:rPr>
-        <w:t xml:space="preserve">Surat usulan Sekretaris Daerah Kota Tarakan kepada Kepala Bappeda Litbang Kota Tarakan perihal Usulan Staf dan Inovasi disisipkan di sini sesudah ditandatangani elektronik melalui Srikandi.</w:t>
+        </w:rPr>
+        <w:t xml:space="preserve">Halaman berikut memuat surat usulan Sekretaris Daerah Kota Tarakan kepada Kepala Bappeda Litbang Kota Tarakan perihal Usulan Staf dan Inovasi, yang ditandatangani secara elektronik.</w:t>
       </w:r>
     </w:p>
     <w:p>

--- a/docs/lomba/tarakan/Proposal-Tarakan-Prokopim-Hibot.docx
+++ b/docs/lomba/tarakan/Proposal-Tarakan-Prokopim-Hibot.docx
@@ -17584,7 +17584,7 @@
                 <w:sz w:val="20"/>
                 <w:szCs w:val="20"/>
               </w:rPr>
-              <w:t xml:space="preserve">Paket replikasi bagi perangkat daerah di lingkungan Pemerintah Kota Tarakan dan pemerintah daerah lain di Kalimantan Utara (Bagian 11)</w:t>
+              <w:t xml:space="preserve">Paket replikasi bagi perangkat daerah di lingkungan Pemerintah Kota Tarakan dan pemerintah daerah lain di seluruh Indonesia, dimulai dari Kalimantan Utara (Bagian 11)</w:t>
             </w:r>
           </w:p>
         </w:tc>
@@ -18126,7 +18126,7 @@
           <w:sz w:val="22"/>
           <w:szCs w:val="22"/>
         </w:rPr>
-        <w:t xml:space="preserve">, Prokopim Hibot dapat direplikasi utuh maupun per modul. Di lingkungan Pemerintah Kota Tarakan, Sekretariat DPRD dapat mengadopsi alur penetapan agenda untuk pimpinan dewan, sedangkan modul peminjaman ruangan, permohonan audiensi, dan daftar hadir digital dapat dipakai perangkat daerah yang mengelola ruang pertemuan atau menerima tamu. Di luar Kota Tarakan, tugas keprotokolan dan komunikasi pimpinan dijalankan oleh setiap pemerintah daerah, termasuk Pemerintah Provinsi Kalimantan Utara serta Kabupaten Bulungan, Malinau, Nunukan, dan Tana Tidung. Yang perlu disesuaikan hanya nama jabatan, daftar pengguna, dan tata naskah dinas setempat.</w:t>
+        <w:t xml:space="preserve">, Prokopim Hibot dapat direplikasi utuh maupun per modul. Di lingkungan Pemerintah Kota Tarakan, Sekretariat DPRD dapat mengadopsi alur penetapan agenda untuk pimpinan dewan, sedangkan modul peminjaman ruangan, permohonan audiensi, dan daftar hadir digital dapat dipakai perangkat daerah yang mengelola ruang pertemuan atau menerima tamu. Di luar Kota Tarakan, tugas keprotokolan dan komunikasi pimpinan dijalankan oleh setiap pemerintah daerah di Indonesia, baik pemerintah provinsi maupun pemerintah kabupaten/kota, sehingga inovasi ini dapat direplikasi oleh seluruh pemerintah daerah. Langkah terdekat adalah Pemerintah Provinsi Kalimantan Utara serta Kabupaten Bulungan, Malinau, Nunukan, dan Tana Tidung. Yang perlu disesuaikan hanya nama jabatan, daftar pengguna, dan tata naskah dinas setempat.</w:t>
       </w:r>
     </w:p>
     <w:p>
